--- a/docs/ksr/최종정리_1차/05_ML_DL_학습결과서_최종_2026-10-21.docx
+++ b/docs/ksr/최종정리_1차/05_ML_DL_학습결과서_최종_2026-10-21.docx
@@ -12,7 +12,7 @@
     </w:p>
     <w:p>
       <w:r>
-        <w:t>CopyLane  |  작성 소성민(최초 제출 2026년 9월 28일)  |  개정 2026년 10월 21일 · 기준 커밋 ksr b54246d  |  채택 판 D4-20 기능성편입(학습 박수진)  |  모델 beomi/kcbert-base</w:t>
+        <w:t>CopyLane  |  작성 소성민(최초 제출 2026년 9월 28일)  |  개정 2026년 10월 21일 · 기준 커밋 ksr b54246d (10월 22일 유형별 지표 보완)  |  채택 판 D4-20 기능성편입(학습 박수진)  |  모델 beomi/kcbert-base</w:t>
       </w:r>
     </w:p>
     <w:p>
@@ -748,6 +748,91 @@
                 <w:rFonts w:ascii="맑은 고딕" w:hAnsi="맑은 고딕"/>
                 <w:sz w:val="16"/>
               </w:rPr>
+              <w:t>확장 dev macro F1 (인코더 단독 · 10-22 재측정)</w:t>
+            </w:r>
+          </w:p>
+        </w:tc>
+        <w:tc>
+          <w:tcPr>
+            <w:tcW w:type="dxa" w:w="2400"/>
+            <w:tcBorders>
+              <w:top w:val="single" w:sz="4" w:color="D9D9D9"/>
+              <w:left w:val="single" w:sz="4" w:color="D9D9D9"/>
+              <w:bottom w:val="single" w:sz="4" w:color="D9D9D9"/>
+              <w:right w:val="single" w:sz="4" w:color="D9D9D9"/>
+            </w:tcBorders>
+            <w:shd w:val="clear" w:color="auto" w:fill="F7F9FB"/>
+            <w:vAlign w:val="center"/>
+          </w:tcPr>
+          <w:p>
+            <w:pPr>
+              <w:keepNext/>
+              <w:spacing w:before="60" w:after="60"/>
+              <w:jc w:val="center"/>
+            </w:pPr>
+            <w:r>
+              <w:rPr>
+                <w:rFonts w:ascii="맑은 고딕" w:hAnsi="맑은 고딕"/>
+                <w:sz w:val="16"/>
+              </w:rPr>
+              <w:t>0.583 (「모름」) · 0.621 (품목)</w:t>
+            </w:r>
+          </w:p>
+        </w:tc>
+        <w:tc>
+          <w:tcPr>
+            <w:tcW w:type="dxa" w:w="3888"/>
+            <w:tcBorders>
+              <w:top w:val="single" w:sz="4" w:color="D9D9D9"/>
+              <w:left w:val="single" w:sz="4" w:color="D9D9D9"/>
+              <w:bottom w:val="single" w:sz="4" w:color="D9D9D9"/>
+              <w:right w:val="single" w:sz="4" w:color="D9D9D9"/>
+            </w:tcBorders>
+            <w:shd w:val="clear" w:color="auto" w:fill="F7F9FB"/>
+            <w:vAlign w:val="center"/>
+          </w:tcPr>
+          <w:p>
+            <w:pPr>
+              <w:keepNext/>
+              <w:spacing w:before="60" w:after="60"/>
+              <w:jc w:val="center"/>
+            </w:pPr>
+            <w:r>
+              <w:rPr>
+                <w:rFonts w:ascii="맑은 고딕" w:hAnsi="맑은 고딕"/>
+                <w:sz w:val="16"/>
+              </w:rPr>
+              <w:t>양성 30 이상 6유형만 0.614 · 0.629 · 유형별 값은 6절 · 고르는 지표가 아닌 참고 측정</w:t>
+            </w:r>
+          </w:p>
+        </w:tc>
+      </w:tr>
+      <w:tr>
+        <w:trPr>
+          <w:cantSplit/>
+        </w:trPr>
+        <w:tc>
+          <w:tcPr>
+            <w:tcW w:type="dxa" w:w="3400"/>
+            <w:tcBorders>
+              <w:top w:val="single" w:sz="4" w:color="D9D9D9"/>
+              <w:left w:val="single" w:sz="4" w:color="D9D9D9"/>
+              <w:bottom w:val="single" w:sz="4" w:color="D9D9D9"/>
+              <w:right w:val="single" w:sz="4" w:color="D9D9D9"/>
+            </w:tcBorders>
+            <w:shd w:val="clear" w:color="auto" w:fill="F7F9FB"/>
+            <w:vAlign w:val="center"/>
+          </w:tcPr>
+          <w:p>
+            <w:pPr>
+              <w:keepNext/>
+              <w:spacing w:before="60" w:after="60"/>
+            </w:pPr>
+            <w:r>
+              <w:rPr>
+                <w:rFonts w:ascii="맑은 고딕" w:hAnsi="맑은 고딕"/>
+                <w:sz w:val="16"/>
+              </w:rPr>
               <w:t>봉인 평가</w:t>
             </w:r>
           </w:p>
@@ -815,7 +900,7 @@
     </w:p>
     <w:p>
       <w:r>
-        <w:t>남은 약점도 분명하다. 기능성화장품_오인은 확장 dev 양성이 5행이라 측정 불가이고, 후기_체험기_기만 · 부당_비교광고도 dev 양성이 30 미만이라 문턱을 dev F1 최대값으로 임시로 둔다. 화장품 문장의 의약품_오인과 식품 후기 조각 문장의 오탐은 재학습으로 다 풀리지 않아, 판정 그래프 쪽의 신뢰 문턱과 거름 규칙으로 다룬다. 이 판의 유형별 F1 · accuracy는 고르는 지표가 아니어서 따로 기록하지 않았다(고르는 지표는 macro PR-AUC).</w:t>
+        <w:t>남은 약점도 분명하다. 기능성화장품_오인은 확장 dev 양성이 5행이라 측정 불가이고, 후기_체험기_기만 · 부당_비교광고도 dev 양성이 30 미만이라 문턱을 dev F1 최대값으로 임시로 둔다. 화장품 문장의 의약품_오인과 식품 후기 조각 문장의 오탐은 재학습으로 다 풀리지 않아, 판정 그래프 쪽의 신뢰 문턱과 거름 규칙으로 다룬다. 이 판을 고르는 지표는 macro PR-AUC라 학습 때는 유형별 F1 · accuracy를 남기지 않았고, 10월 22일 같은 확장 dev에서 다시 쟀다(6절).</w:t>
       </w:r>
     </w:p>
     <w:p>
@@ -4760,7 +4845,7 @@
     </w:p>
     <w:p>
       <w:r>
-        <w:t>epoch별 학습 손실은 노트북 출력이 저장소에 남아 있지 않아 싣지 않는다(배포 판의 최고 epoch는 6 · label_scheme). 채택 측정(10-19 · 팀장 정본 기기 · 같은 코드와 사전)에서 판정 그래프의 selective risk는 D4-10 4.0 % → D4-20 0.0 %(판정 행 30 미만 · 참고), 틀린 · 모호 확정은 5 → 3행이었다(7절).</w:t>
+        <w:t>epoch별 학습 손실은 노트북 출력이 저장소에 남아 있지 않아 싣지 않는다(배포 판의 최고 epoch는 6 · label_scheme). 노트북이 쓴 요약 파일(results_D4-20.json)은 공유 드라이브에서 확인 중이다. 채택 측정(10-19 · 팀장 정본 기기 · 같은 코드와 사전)에서 판정 그래프의 selective risk는 D4-10 4.0 % → D4-20 0.0 %(판정 행 30 미만 · 참고), 틀린 · 모호 확정은 5 → 3행이었다(7절).</w:t>
       </w:r>
     </w:p>
     <w:p>
@@ -6751,7 +6836,7 @@
                 <w:rFonts w:ascii="맑은 고딕" w:hAnsi="맑은 고딕"/>
                 <w:sz w:val="16"/>
               </w:rPr>
-              <w:t>확장 dev 양성 56</w:t>
+              <w:t>확장 dev 양성 62</w:t>
             </w:r>
           </w:p>
         </w:tc>
@@ -6972,6 +7057,2221 @@
                 <w:sz w:val="16"/>
               </w:rPr>
               <w:t>확장 dev 양성 5 · 확정 대신 질문으로</w:t>
+            </w:r>
+          </w:p>
+        </w:tc>
+      </w:tr>
+    </w:tbl>
+    <w:p>
+      <w:pPr>
+        <w:spacing w:after="0"/>
+      </w:pPr>
+    </w:p>
+    <w:p>
+      <w:pPr>
+        <w:keepNext/>
+      </w:pPr>
+      <w:r>
+        <w:t>아래 표는 채택 판을 확장 dev 1,147행에서 유형별로 다시 잰 값이다(2026-10-22 · 박수진). 앱과 같은 로더 · 같은 문턱(위 표)으로 쟀고, 「모름」은 품목을 모름으로 넣은 값, 「품목」은 골든셋의 품목을 넣은 값(품목이 없는 행은 모름)이다. 인코더 단독 성적이며 판정 그래프 성적이 아니고, 문턱을 고른 같은 dev라 낙관적이다. macro F1은 「모름」 0.583 · 품목 0.621(양성 30 이상 6유형만 0.614 · 0.629), micro F1은 0.645 · 0.669, 라벨 집합이 정답과 똑같은 행의 비율(accuracy)은 0.500 · 0.530이다. 양성 30 미만 세 유형은 측정 불가라 참고로만 싣는다.</w:t>
+      </w:r>
+    </w:p>
+    <w:tbl>
+      <w:tblPr>
+        <w:tblW w:type="dxa" w:w="9688"/>
+        <w:jc w:val="center"/>
+        <w:tblLayout w:type="fixed"/>
+        <w:tblLook w:firstColumn="1" w:firstRow="1" w:lastColumn="0" w:lastRow="0" w:noHBand="0" w:noVBand="1" w:val="04A0"/>
+      </w:tblPr>
+      <w:tblGrid>
+        <w:gridCol w:w="1928"/>
+        <w:gridCol w:w="800"/>
+        <w:gridCol w:w="960"/>
+        <w:gridCol w:w="1100"/>
+        <w:gridCol w:w="1000"/>
+        <w:gridCol w:w="900"/>
+        <w:gridCol w:w="1500"/>
+        <w:gridCol w:w="1500"/>
+      </w:tblGrid>
+      <w:tr>
+        <w:trPr>
+          <w:tblHeader/>
+        </w:trPr>
+        <w:tc>
+          <w:tcPr>
+            <w:tcW w:type="dxa" w:w="1928"/>
+            <w:tcBorders>
+              <w:top w:val="single" w:sz="4" w:color="D9D9D9"/>
+              <w:left w:val="single" w:sz="4" w:color="D9D9D9"/>
+              <w:bottom w:val="single" w:sz="4" w:color="D9D9D9"/>
+              <w:right w:val="single" w:sz="4" w:color="D9D9D9"/>
+            </w:tcBorders>
+            <w:shd w:val="clear" w:color="auto" w:fill="DDE8F3"/>
+            <w:vAlign w:val="center"/>
+          </w:tcPr>
+          <w:p>
+            <w:pPr>
+              <w:keepNext/>
+              <w:spacing w:before="60" w:after="60"/>
+            </w:pPr>
+            <w:r>
+              <w:rPr>
+                <w:rFonts w:ascii="맑은 고딕" w:hAnsi="맑은 고딕"/>
+                <w:b/>
+                <w:sz w:val="16"/>
+              </w:rPr>
+              <w:t>위법 유형</w:t>
+            </w:r>
+          </w:p>
+        </w:tc>
+        <w:tc>
+          <w:tcPr>
+            <w:tcW w:type="dxa" w:w="800"/>
+            <w:tcBorders>
+              <w:top w:val="single" w:sz="4" w:color="D9D9D9"/>
+              <w:left w:val="single" w:sz="4" w:color="D9D9D9"/>
+              <w:bottom w:val="single" w:sz="4" w:color="D9D9D9"/>
+              <w:right w:val="single" w:sz="4" w:color="D9D9D9"/>
+            </w:tcBorders>
+            <w:shd w:val="clear" w:color="auto" w:fill="DDE8F3"/>
+            <w:vAlign w:val="center"/>
+          </w:tcPr>
+          <w:p>
+            <w:pPr>
+              <w:keepNext/>
+              <w:spacing w:before="60" w:after="60"/>
+              <w:jc w:val="center"/>
+            </w:pPr>
+            <w:r>
+              <w:rPr>
+                <w:rFonts w:ascii="맑은 고딕" w:hAnsi="맑은 고딕"/>
+                <w:b/>
+                <w:sz w:val="16"/>
+              </w:rPr>
+              <w:t>확장 dev 양성</w:t>
+            </w:r>
+          </w:p>
+        </w:tc>
+        <w:tc>
+          <w:tcPr>
+            <w:tcW w:type="dxa" w:w="960"/>
+            <w:tcBorders>
+              <w:top w:val="single" w:sz="4" w:color="D9D9D9"/>
+              <w:left w:val="single" w:sz="4" w:color="D9D9D9"/>
+              <w:bottom w:val="single" w:sz="4" w:color="D9D9D9"/>
+              <w:right w:val="single" w:sz="4" w:color="D9D9D9"/>
+            </w:tcBorders>
+            <w:shd w:val="clear" w:color="auto" w:fill="DDE8F3"/>
+            <w:vAlign w:val="center"/>
+          </w:tcPr>
+          <w:p>
+            <w:pPr>
+              <w:keepNext/>
+              <w:spacing w:before="60" w:after="60"/>
+              <w:jc w:val="center"/>
+            </w:pPr>
+            <w:r>
+              <w:rPr>
+                <w:rFonts w:ascii="맑은 고딕" w:hAnsi="맑은 고딕"/>
+                <w:b/>
+                <w:sz w:val="16"/>
+              </w:rPr>
+              <w:t>정밀도 (모름)</w:t>
+            </w:r>
+          </w:p>
+        </w:tc>
+        <w:tc>
+          <w:tcPr>
+            <w:tcW w:type="dxa" w:w="1100"/>
+            <w:tcBorders>
+              <w:top w:val="single" w:sz="4" w:color="D9D9D9"/>
+              <w:left w:val="single" w:sz="4" w:color="D9D9D9"/>
+              <w:bottom w:val="single" w:sz="4" w:color="D9D9D9"/>
+              <w:right w:val="single" w:sz="4" w:color="D9D9D9"/>
+            </w:tcBorders>
+            <w:shd w:val="clear" w:color="auto" w:fill="DDE8F3"/>
+            <w:vAlign w:val="center"/>
+          </w:tcPr>
+          <w:p>
+            <w:pPr>
+              <w:keepNext/>
+              <w:spacing w:before="60" w:after="60"/>
+              <w:jc w:val="center"/>
+            </w:pPr>
+            <w:r>
+              <w:rPr>
+                <w:rFonts w:ascii="맑은 고딕" w:hAnsi="맑은 고딕"/>
+                <w:b/>
+                <w:sz w:val="16"/>
+              </w:rPr>
+              <w:t>재현율 (모름)</w:t>
+            </w:r>
+          </w:p>
+        </w:tc>
+        <w:tc>
+          <w:tcPr>
+            <w:tcW w:type="dxa" w:w="1000"/>
+            <w:tcBorders>
+              <w:top w:val="single" w:sz="4" w:color="D9D9D9"/>
+              <w:left w:val="single" w:sz="4" w:color="D9D9D9"/>
+              <w:bottom w:val="single" w:sz="4" w:color="D9D9D9"/>
+              <w:right w:val="single" w:sz="4" w:color="D9D9D9"/>
+            </w:tcBorders>
+            <w:shd w:val="clear" w:color="auto" w:fill="DDE8F3"/>
+            <w:vAlign w:val="center"/>
+          </w:tcPr>
+          <w:p>
+            <w:pPr>
+              <w:keepNext/>
+              <w:spacing w:before="60" w:after="60"/>
+              <w:jc w:val="center"/>
+            </w:pPr>
+            <w:r>
+              <w:rPr>
+                <w:rFonts w:ascii="맑은 고딕" w:hAnsi="맑은 고딕"/>
+                <w:b/>
+                <w:sz w:val="16"/>
+              </w:rPr>
+              <w:t>F1 (모름)</w:t>
+            </w:r>
+          </w:p>
+        </w:tc>
+        <w:tc>
+          <w:tcPr>
+            <w:tcW w:type="dxa" w:w="900"/>
+            <w:tcBorders>
+              <w:top w:val="single" w:sz="4" w:color="D9D9D9"/>
+              <w:left w:val="single" w:sz="4" w:color="D9D9D9"/>
+              <w:bottom w:val="single" w:sz="4" w:color="D9D9D9"/>
+              <w:right w:val="single" w:sz="4" w:color="D9D9D9"/>
+            </w:tcBorders>
+            <w:shd w:val="clear" w:color="auto" w:fill="DDE8F3"/>
+            <w:vAlign w:val="center"/>
+          </w:tcPr>
+          <w:p>
+            <w:pPr>
+              <w:keepNext/>
+              <w:spacing w:before="60" w:after="60"/>
+              <w:jc w:val="center"/>
+            </w:pPr>
+            <w:r>
+              <w:rPr>
+                <w:rFonts w:ascii="맑은 고딕" w:hAnsi="맑은 고딕"/>
+                <w:b/>
+                <w:sz w:val="16"/>
+              </w:rPr>
+              <w:t>정밀도 (품목)</w:t>
+            </w:r>
+          </w:p>
+        </w:tc>
+        <w:tc>
+          <w:tcPr>
+            <w:tcW w:type="dxa" w:w="1500"/>
+            <w:tcBorders>
+              <w:top w:val="single" w:sz="4" w:color="D9D9D9"/>
+              <w:left w:val="single" w:sz="4" w:color="D9D9D9"/>
+              <w:bottom w:val="single" w:sz="4" w:color="D9D9D9"/>
+              <w:right w:val="single" w:sz="4" w:color="D9D9D9"/>
+            </w:tcBorders>
+            <w:shd w:val="clear" w:color="auto" w:fill="DDE8F3"/>
+            <w:vAlign w:val="center"/>
+          </w:tcPr>
+          <w:p>
+            <w:pPr>
+              <w:keepNext/>
+              <w:spacing w:before="60" w:after="60"/>
+              <w:jc w:val="center"/>
+            </w:pPr>
+            <w:r>
+              <w:rPr>
+                <w:rFonts w:ascii="맑은 고딕" w:hAnsi="맑은 고딕"/>
+                <w:b/>
+                <w:sz w:val="16"/>
+              </w:rPr>
+              <w:t>재현율 (품목)</w:t>
+            </w:r>
+          </w:p>
+        </w:tc>
+        <w:tc>
+          <w:tcPr>
+            <w:tcW w:type="dxa" w:w="1500"/>
+            <w:tcBorders>
+              <w:top w:val="single" w:sz="4" w:color="D9D9D9"/>
+              <w:left w:val="single" w:sz="4" w:color="D9D9D9"/>
+              <w:bottom w:val="single" w:sz="4" w:color="D9D9D9"/>
+              <w:right w:val="single" w:sz="4" w:color="D9D9D9"/>
+            </w:tcBorders>
+            <w:shd w:val="clear" w:color="auto" w:fill="DDE8F3"/>
+            <w:vAlign w:val="center"/>
+          </w:tcPr>
+          <w:p>
+            <w:pPr>
+              <w:keepNext/>
+              <w:spacing w:before="60" w:after="60"/>
+              <w:jc w:val="center"/>
+            </w:pPr>
+            <w:r>
+              <w:rPr>
+                <w:rFonts w:ascii="맑은 고딕" w:hAnsi="맑은 고딕"/>
+                <w:b/>
+                <w:sz w:val="16"/>
+              </w:rPr>
+              <w:t>F1 (품목)</w:t>
+            </w:r>
+          </w:p>
+        </w:tc>
+      </w:tr>
+      <w:tr>
+        <w:trPr>
+          <w:cantSplit/>
+        </w:trPr>
+        <w:tc>
+          <w:tcPr>
+            <w:tcW w:type="dxa" w:w="1928"/>
+            <w:tcBorders>
+              <w:top w:val="single" w:sz="4" w:color="D9D9D9"/>
+              <w:left w:val="single" w:sz="4" w:color="D9D9D9"/>
+              <w:bottom w:val="single" w:sz="4" w:color="D9D9D9"/>
+              <w:right w:val="single" w:sz="4" w:color="D9D9D9"/>
+            </w:tcBorders>
+            <w:vAlign w:val="center"/>
+          </w:tcPr>
+          <w:p>
+            <w:pPr>
+              <w:keepNext/>
+              <w:spacing w:before="60" w:after="60"/>
+            </w:pPr>
+            <w:r>
+              <w:rPr>
+                <w:rFonts w:ascii="맑은 고딕" w:hAnsi="맑은 고딕"/>
+                <w:sz w:val="16"/>
+              </w:rPr>
+              <w:t>질병 예방치료 표방</w:t>
+            </w:r>
+          </w:p>
+        </w:tc>
+        <w:tc>
+          <w:tcPr>
+            <w:tcW w:type="dxa" w:w="800"/>
+            <w:tcBorders>
+              <w:top w:val="single" w:sz="4" w:color="D9D9D9"/>
+              <w:left w:val="single" w:sz="4" w:color="D9D9D9"/>
+              <w:bottom w:val="single" w:sz="4" w:color="D9D9D9"/>
+              <w:right w:val="single" w:sz="4" w:color="D9D9D9"/>
+            </w:tcBorders>
+            <w:vAlign w:val="center"/>
+          </w:tcPr>
+          <w:p>
+            <w:pPr>
+              <w:keepNext/>
+              <w:spacing w:before="60" w:after="60"/>
+              <w:jc w:val="center"/>
+            </w:pPr>
+            <w:r>
+              <w:rPr>
+                <w:rFonts w:ascii="맑은 고딕" w:hAnsi="맑은 고딕"/>
+                <w:sz w:val="16"/>
+              </w:rPr>
+              <w:t>42</w:t>
+            </w:r>
+          </w:p>
+        </w:tc>
+        <w:tc>
+          <w:tcPr>
+            <w:tcW w:type="dxa" w:w="960"/>
+            <w:tcBorders>
+              <w:top w:val="single" w:sz="4" w:color="D9D9D9"/>
+              <w:left w:val="single" w:sz="4" w:color="D9D9D9"/>
+              <w:bottom w:val="single" w:sz="4" w:color="D9D9D9"/>
+              <w:right w:val="single" w:sz="4" w:color="D9D9D9"/>
+            </w:tcBorders>
+            <w:vAlign w:val="center"/>
+          </w:tcPr>
+          <w:p>
+            <w:pPr>
+              <w:keepNext/>
+              <w:spacing w:before="60" w:after="60"/>
+              <w:jc w:val="center"/>
+            </w:pPr>
+            <w:r>
+              <w:rPr>
+                <w:rFonts w:ascii="맑은 고딕" w:hAnsi="맑은 고딕"/>
+                <w:sz w:val="16"/>
+              </w:rPr>
+              <w:t>0.814</w:t>
+            </w:r>
+          </w:p>
+        </w:tc>
+        <w:tc>
+          <w:tcPr>
+            <w:tcW w:type="dxa" w:w="1100"/>
+            <w:tcBorders>
+              <w:top w:val="single" w:sz="4" w:color="D9D9D9"/>
+              <w:left w:val="single" w:sz="4" w:color="D9D9D9"/>
+              <w:bottom w:val="single" w:sz="4" w:color="D9D9D9"/>
+              <w:right w:val="single" w:sz="4" w:color="D9D9D9"/>
+            </w:tcBorders>
+            <w:vAlign w:val="center"/>
+          </w:tcPr>
+          <w:p>
+            <w:pPr>
+              <w:keepNext/>
+              <w:spacing w:before="60" w:after="60"/>
+              <w:jc w:val="center"/>
+            </w:pPr>
+            <w:r>
+              <w:rPr>
+                <w:rFonts w:ascii="맑은 고딕" w:hAnsi="맑은 고딕"/>
+                <w:sz w:val="16"/>
+              </w:rPr>
+              <w:t>0.833</w:t>
+            </w:r>
+          </w:p>
+        </w:tc>
+        <w:tc>
+          <w:tcPr>
+            <w:tcW w:type="dxa" w:w="1000"/>
+            <w:tcBorders>
+              <w:top w:val="single" w:sz="4" w:color="D9D9D9"/>
+              <w:left w:val="single" w:sz="4" w:color="D9D9D9"/>
+              <w:bottom w:val="single" w:sz="4" w:color="D9D9D9"/>
+              <w:right w:val="single" w:sz="4" w:color="D9D9D9"/>
+            </w:tcBorders>
+            <w:vAlign w:val="center"/>
+          </w:tcPr>
+          <w:p>
+            <w:pPr>
+              <w:keepNext/>
+              <w:spacing w:before="60" w:after="60"/>
+              <w:jc w:val="center"/>
+            </w:pPr>
+            <w:r>
+              <w:rPr>
+                <w:rFonts w:ascii="맑은 고딕" w:hAnsi="맑은 고딕"/>
+                <w:sz w:val="16"/>
+              </w:rPr>
+              <w:t>0.824</w:t>
+            </w:r>
+          </w:p>
+        </w:tc>
+        <w:tc>
+          <w:tcPr>
+            <w:tcW w:type="dxa" w:w="900"/>
+            <w:tcBorders>
+              <w:top w:val="single" w:sz="4" w:color="D9D9D9"/>
+              <w:left w:val="single" w:sz="4" w:color="D9D9D9"/>
+              <w:bottom w:val="single" w:sz="4" w:color="D9D9D9"/>
+              <w:right w:val="single" w:sz="4" w:color="D9D9D9"/>
+            </w:tcBorders>
+            <w:vAlign w:val="center"/>
+          </w:tcPr>
+          <w:p>
+            <w:pPr>
+              <w:keepNext/>
+              <w:spacing w:before="60" w:after="60"/>
+              <w:jc w:val="center"/>
+            </w:pPr>
+            <w:r>
+              <w:rPr>
+                <w:rFonts w:ascii="맑은 고딕" w:hAnsi="맑은 고딕"/>
+                <w:sz w:val="16"/>
+              </w:rPr>
+              <w:t>0.897</w:t>
+            </w:r>
+          </w:p>
+        </w:tc>
+        <w:tc>
+          <w:tcPr>
+            <w:tcW w:type="dxa" w:w="1500"/>
+            <w:tcBorders>
+              <w:top w:val="single" w:sz="4" w:color="D9D9D9"/>
+              <w:left w:val="single" w:sz="4" w:color="D9D9D9"/>
+              <w:bottom w:val="single" w:sz="4" w:color="D9D9D9"/>
+              <w:right w:val="single" w:sz="4" w:color="D9D9D9"/>
+            </w:tcBorders>
+            <w:vAlign w:val="center"/>
+          </w:tcPr>
+          <w:p>
+            <w:pPr>
+              <w:keepNext/>
+              <w:spacing w:before="60" w:after="60"/>
+              <w:jc w:val="center"/>
+            </w:pPr>
+            <w:r>
+              <w:rPr>
+                <w:rFonts w:ascii="맑은 고딕" w:hAnsi="맑은 고딕"/>
+                <w:sz w:val="16"/>
+              </w:rPr>
+              <w:t>0.833</w:t>
+            </w:r>
+          </w:p>
+        </w:tc>
+        <w:tc>
+          <w:tcPr>
+            <w:tcW w:type="dxa" w:w="1500"/>
+            <w:tcBorders>
+              <w:top w:val="single" w:sz="4" w:color="D9D9D9"/>
+              <w:left w:val="single" w:sz="4" w:color="D9D9D9"/>
+              <w:bottom w:val="single" w:sz="4" w:color="D9D9D9"/>
+              <w:right w:val="single" w:sz="4" w:color="D9D9D9"/>
+            </w:tcBorders>
+            <w:vAlign w:val="center"/>
+          </w:tcPr>
+          <w:p>
+            <w:pPr>
+              <w:keepNext/>
+              <w:spacing w:before="60" w:after="60"/>
+              <w:jc w:val="center"/>
+            </w:pPr>
+            <w:r>
+              <w:rPr>
+                <w:rFonts w:ascii="맑은 고딕" w:hAnsi="맑은 고딕"/>
+                <w:sz w:val="16"/>
+              </w:rPr>
+              <w:t>0.864</w:t>
+            </w:r>
+          </w:p>
+        </w:tc>
+      </w:tr>
+      <w:tr>
+        <w:trPr>
+          <w:cantSplit/>
+        </w:trPr>
+        <w:tc>
+          <w:tcPr>
+            <w:tcW w:type="dxa" w:w="1928"/>
+            <w:tcBorders>
+              <w:top w:val="single" w:sz="4" w:color="D9D9D9"/>
+              <w:left w:val="single" w:sz="4" w:color="D9D9D9"/>
+              <w:bottom w:val="single" w:sz="4" w:color="D9D9D9"/>
+              <w:right w:val="single" w:sz="4" w:color="D9D9D9"/>
+            </w:tcBorders>
+            <w:shd w:val="clear" w:color="auto" w:fill="F7F9FB"/>
+            <w:vAlign w:val="center"/>
+          </w:tcPr>
+          <w:p>
+            <w:pPr>
+              <w:keepNext/>
+              <w:spacing w:before="60" w:after="60"/>
+            </w:pPr>
+            <w:r>
+              <w:rPr>
+                <w:rFonts w:ascii="맑은 고딕" w:hAnsi="맑은 고딕"/>
+                <w:sz w:val="16"/>
+              </w:rPr>
+              <w:t>건강기능식품 오인</w:t>
+            </w:r>
+          </w:p>
+        </w:tc>
+        <w:tc>
+          <w:tcPr>
+            <w:tcW w:type="dxa" w:w="800"/>
+            <w:tcBorders>
+              <w:top w:val="single" w:sz="4" w:color="D9D9D9"/>
+              <w:left w:val="single" w:sz="4" w:color="D9D9D9"/>
+              <w:bottom w:val="single" w:sz="4" w:color="D9D9D9"/>
+              <w:right w:val="single" w:sz="4" w:color="D9D9D9"/>
+            </w:tcBorders>
+            <w:shd w:val="clear" w:color="auto" w:fill="F7F9FB"/>
+            <w:vAlign w:val="center"/>
+          </w:tcPr>
+          <w:p>
+            <w:pPr>
+              <w:keepNext/>
+              <w:spacing w:before="60" w:after="60"/>
+              <w:jc w:val="center"/>
+            </w:pPr>
+            <w:r>
+              <w:rPr>
+                <w:rFonts w:ascii="맑은 고딕" w:hAnsi="맑은 고딕"/>
+                <w:sz w:val="16"/>
+              </w:rPr>
+              <w:t>131</w:t>
+            </w:r>
+          </w:p>
+        </w:tc>
+        <w:tc>
+          <w:tcPr>
+            <w:tcW w:type="dxa" w:w="960"/>
+            <w:tcBorders>
+              <w:top w:val="single" w:sz="4" w:color="D9D9D9"/>
+              <w:left w:val="single" w:sz="4" w:color="D9D9D9"/>
+              <w:bottom w:val="single" w:sz="4" w:color="D9D9D9"/>
+              <w:right w:val="single" w:sz="4" w:color="D9D9D9"/>
+            </w:tcBorders>
+            <w:shd w:val="clear" w:color="auto" w:fill="F7F9FB"/>
+            <w:vAlign w:val="center"/>
+          </w:tcPr>
+          <w:p>
+            <w:pPr>
+              <w:keepNext/>
+              <w:spacing w:before="60" w:after="60"/>
+              <w:jc w:val="center"/>
+            </w:pPr>
+            <w:r>
+              <w:rPr>
+                <w:rFonts w:ascii="맑은 고딕" w:hAnsi="맑은 고딕"/>
+                <w:sz w:val="16"/>
+              </w:rPr>
+              <w:t>0.546</w:t>
+            </w:r>
+          </w:p>
+        </w:tc>
+        <w:tc>
+          <w:tcPr>
+            <w:tcW w:type="dxa" w:w="1100"/>
+            <w:tcBorders>
+              <w:top w:val="single" w:sz="4" w:color="D9D9D9"/>
+              <w:left w:val="single" w:sz="4" w:color="D9D9D9"/>
+              <w:bottom w:val="single" w:sz="4" w:color="D9D9D9"/>
+              <w:right w:val="single" w:sz="4" w:color="D9D9D9"/>
+            </w:tcBorders>
+            <w:shd w:val="clear" w:color="auto" w:fill="F7F9FB"/>
+            <w:vAlign w:val="center"/>
+          </w:tcPr>
+          <w:p>
+            <w:pPr>
+              <w:keepNext/>
+              <w:spacing w:before="60" w:after="60"/>
+              <w:jc w:val="center"/>
+            </w:pPr>
+            <w:r>
+              <w:rPr>
+                <w:rFonts w:ascii="맑은 고딕" w:hAnsi="맑은 고딕"/>
+                <w:sz w:val="16"/>
+              </w:rPr>
+              <w:t>0.763</w:t>
+            </w:r>
+          </w:p>
+        </w:tc>
+        <w:tc>
+          <w:tcPr>
+            <w:tcW w:type="dxa" w:w="1000"/>
+            <w:tcBorders>
+              <w:top w:val="single" w:sz="4" w:color="D9D9D9"/>
+              <w:left w:val="single" w:sz="4" w:color="D9D9D9"/>
+              <w:bottom w:val="single" w:sz="4" w:color="D9D9D9"/>
+              <w:right w:val="single" w:sz="4" w:color="D9D9D9"/>
+            </w:tcBorders>
+            <w:shd w:val="clear" w:color="auto" w:fill="F7F9FB"/>
+            <w:vAlign w:val="center"/>
+          </w:tcPr>
+          <w:p>
+            <w:pPr>
+              <w:keepNext/>
+              <w:spacing w:before="60" w:after="60"/>
+              <w:jc w:val="center"/>
+            </w:pPr>
+            <w:r>
+              <w:rPr>
+                <w:rFonts w:ascii="맑은 고딕" w:hAnsi="맑은 고딕"/>
+                <w:sz w:val="16"/>
+              </w:rPr>
+              <w:t>0.637</w:t>
+            </w:r>
+          </w:p>
+        </w:tc>
+        <w:tc>
+          <w:tcPr>
+            <w:tcW w:type="dxa" w:w="900"/>
+            <w:tcBorders>
+              <w:top w:val="single" w:sz="4" w:color="D9D9D9"/>
+              <w:left w:val="single" w:sz="4" w:color="D9D9D9"/>
+              <w:bottom w:val="single" w:sz="4" w:color="D9D9D9"/>
+              <w:right w:val="single" w:sz="4" w:color="D9D9D9"/>
+            </w:tcBorders>
+            <w:shd w:val="clear" w:color="auto" w:fill="F7F9FB"/>
+            <w:vAlign w:val="center"/>
+          </w:tcPr>
+          <w:p>
+            <w:pPr>
+              <w:keepNext/>
+              <w:spacing w:before="60" w:after="60"/>
+              <w:jc w:val="center"/>
+            </w:pPr>
+            <w:r>
+              <w:rPr>
+                <w:rFonts w:ascii="맑은 고딕" w:hAnsi="맑은 고딕"/>
+                <w:sz w:val="16"/>
+              </w:rPr>
+              <w:t>0.620</w:t>
+            </w:r>
+          </w:p>
+        </w:tc>
+        <w:tc>
+          <w:tcPr>
+            <w:tcW w:type="dxa" w:w="1500"/>
+            <w:tcBorders>
+              <w:top w:val="single" w:sz="4" w:color="D9D9D9"/>
+              <w:left w:val="single" w:sz="4" w:color="D9D9D9"/>
+              <w:bottom w:val="single" w:sz="4" w:color="D9D9D9"/>
+              <w:right w:val="single" w:sz="4" w:color="D9D9D9"/>
+            </w:tcBorders>
+            <w:shd w:val="clear" w:color="auto" w:fill="F7F9FB"/>
+            <w:vAlign w:val="center"/>
+          </w:tcPr>
+          <w:p>
+            <w:pPr>
+              <w:keepNext/>
+              <w:spacing w:before="60" w:after="60"/>
+              <w:jc w:val="center"/>
+            </w:pPr>
+            <w:r>
+              <w:rPr>
+                <w:rFonts w:ascii="맑은 고딕" w:hAnsi="맑은 고딕"/>
+                <w:sz w:val="16"/>
+              </w:rPr>
+              <w:t>0.771</w:t>
+            </w:r>
+          </w:p>
+        </w:tc>
+        <w:tc>
+          <w:tcPr>
+            <w:tcW w:type="dxa" w:w="1500"/>
+            <w:tcBorders>
+              <w:top w:val="single" w:sz="4" w:color="D9D9D9"/>
+              <w:left w:val="single" w:sz="4" w:color="D9D9D9"/>
+              <w:bottom w:val="single" w:sz="4" w:color="D9D9D9"/>
+              <w:right w:val="single" w:sz="4" w:color="D9D9D9"/>
+            </w:tcBorders>
+            <w:shd w:val="clear" w:color="auto" w:fill="F7F9FB"/>
+            <w:vAlign w:val="center"/>
+          </w:tcPr>
+          <w:p>
+            <w:pPr>
+              <w:keepNext/>
+              <w:spacing w:before="60" w:after="60"/>
+              <w:jc w:val="center"/>
+            </w:pPr>
+            <w:r>
+              <w:rPr>
+                <w:rFonts w:ascii="맑은 고딕" w:hAnsi="맑은 고딕"/>
+                <w:sz w:val="16"/>
+              </w:rPr>
+              <w:t>0.687</w:t>
+            </w:r>
+          </w:p>
+        </w:tc>
+      </w:tr>
+      <w:tr>
+        <w:trPr>
+          <w:cantSplit/>
+        </w:trPr>
+        <w:tc>
+          <w:tcPr>
+            <w:tcW w:type="dxa" w:w="1928"/>
+            <w:tcBorders>
+              <w:top w:val="single" w:sz="4" w:color="D9D9D9"/>
+              <w:left w:val="single" w:sz="4" w:color="D9D9D9"/>
+              <w:bottom w:val="single" w:sz="4" w:color="D9D9D9"/>
+              <w:right w:val="single" w:sz="4" w:color="D9D9D9"/>
+            </w:tcBorders>
+            <w:vAlign w:val="center"/>
+          </w:tcPr>
+          <w:p>
+            <w:pPr>
+              <w:keepNext/>
+              <w:spacing w:before="60" w:after="60"/>
+            </w:pPr>
+            <w:r>
+              <w:rPr>
+                <w:rFonts w:ascii="맑은 고딕" w:hAnsi="맑은 고딕"/>
+                <w:sz w:val="16"/>
+              </w:rPr>
+              <w:t>의약품 오인</w:t>
+            </w:r>
+          </w:p>
+        </w:tc>
+        <w:tc>
+          <w:tcPr>
+            <w:tcW w:type="dxa" w:w="800"/>
+            <w:tcBorders>
+              <w:top w:val="single" w:sz="4" w:color="D9D9D9"/>
+              <w:left w:val="single" w:sz="4" w:color="D9D9D9"/>
+              <w:bottom w:val="single" w:sz="4" w:color="D9D9D9"/>
+              <w:right w:val="single" w:sz="4" w:color="D9D9D9"/>
+            </w:tcBorders>
+            <w:vAlign w:val="center"/>
+          </w:tcPr>
+          <w:p>
+            <w:pPr>
+              <w:keepNext/>
+              <w:spacing w:before="60" w:after="60"/>
+              <w:jc w:val="center"/>
+            </w:pPr>
+            <w:r>
+              <w:rPr>
+                <w:rFonts w:ascii="맑은 고딕" w:hAnsi="맑은 고딕"/>
+                <w:sz w:val="16"/>
+              </w:rPr>
+              <w:t>37</w:t>
+            </w:r>
+          </w:p>
+        </w:tc>
+        <w:tc>
+          <w:tcPr>
+            <w:tcW w:type="dxa" w:w="960"/>
+            <w:tcBorders>
+              <w:top w:val="single" w:sz="4" w:color="D9D9D9"/>
+              <w:left w:val="single" w:sz="4" w:color="D9D9D9"/>
+              <w:bottom w:val="single" w:sz="4" w:color="D9D9D9"/>
+              <w:right w:val="single" w:sz="4" w:color="D9D9D9"/>
+            </w:tcBorders>
+            <w:vAlign w:val="center"/>
+          </w:tcPr>
+          <w:p>
+            <w:pPr>
+              <w:keepNext/>
+              <w:spacing w:before="60" w:after="60"/>
+              <w:jc w:val="center"/>
+            </w:pPr>
+            <w:r>
+              <w:rPr>
+                <w:rFonts w:ascii="맑은 고딕" w:hAnsi="맑은 고딕"/>
+                <w:sz w:val="16"/>
+              </w:rPr>
+              <w:t>0.463</w:t>
+            </w:r>
+          </w:p>
+        </w:tc>
+        <w:tc>
+          <w:tcPr>
+            <w:tcW w:type="dxa" w:w="1100"/>
+            <w:tcBorders>
+              <w:top w:val="single" w:sz="4" w:color="D9D9D9"/>
+              <w:left w:val="single" w:sz="4" w:color="D9D9D9"/>
+              <w:bottom w:val="single" w:sz="4" w:color="D9D9D9"/>
+              <w:right w:val="single" w:sz="4" w:color="D9D9D9"/>
+            </w:tcBorders>
+            <w:vAlign w:val="center"/>
+          </w:tcPr>
+          <w:p>
+            <w:pPr>
+              <w:keepNext/>
+              <w:spacing w:before="60" w:after="60"/>
+              <w:jc w:val="center"/>
+            </w:pPr>
+            <w:r>
+              <w:rPr>
+                <w:rFonts w:ascii="맑은 고딕" w:hAnsi="맑은 고딕"/>
+                <w:sz w:val="16"/>
+              </w:rPr>
+              <w:t>0.676</w:t>
+            </w:r>
+          </w:p>
+        </w:tc>
+        <w:tc>
+          <w:tcPr>
+            <w:tcW w:type="dxa" w:w="1000"/>
+            <w:tcBorders>
+              <w:top w:val="single" w:sz="4" w:color="D9D9D9"/>
+              <w:left w:val="single" w:sz="4" w:color="D9D9D9"/>
+              <w:bottom w:val="single" w:sz="4" w:color="D9D9D9"/>
+              <w:right w:val="single" w:sz="4" w:color="D9D9D9"/>
+            </w:tcBorders>
+            <w:vAlign w:val="center"/>
+          </w:tcPr>
+          <w:p>
+            <w:pPr>
+              <w:keepNext/>
+              <w:spacing w:before="60" w:after="60"/>
+              <w:jc w:val="center"/>
+            </w:pPr>
+            <w:r>
+              <w:rPr>
+                <w:rFonts w:ascii="맑은 고딕" w:hAnsi="맑은 고딕"/>
+                <w:sz w:val="16"/>
+              </w:rPr>
+              <w:t>0.549</w:t>
+            </w:r>
+          </w:p>
+        </w:tc>
+        <w:tc>
+          <w:tcPr>
+            <w:tcW w:type="dxa" w:w="900"/>
+            <w:tcBorders>
+              <w:top w:val="single" w:sz="4" w:color="D9D9D9"/>
+              <w:left w:val="single" w:sz="4" w:color="D9D9D9"/>
+              <w:bottom w:val="single" w:sz="4" w:color="D9D9D9"/>
+              <w:right w:val="single" w:sz="4" w:color="D9D9D9"/>
+            </w:tcBorders>
+            <w:vAlign w:val="center"/>
+          </w:tcPr>
+          <w:p>
+            <w:pPr>
+              <w:keepNext/>
+              <w:spacing w:before="60" w:after="60"/>
+              <w:jc w:val="center"/>
+            </w:pPr>
+            <w:r>
+              <w:rPr>
+                <w:rFonts w:ascii="맑은 고딕" w:hAnsi="맑은 고딕"/>
+                <w:sz w:val="16"/>
+              </w:rPr>
+              <w:t>0.458</w:t>
+            </w:r>
+          </w:p>
+        </w:tc>
+        <w:tc>
+          <w:tcPr>
+            <w:tcW w:type="dxa" w:w="1500"/>
+            <w:tcBorders>
+              <w:top w:val="single" w:sz="4" w:color="D9D9D9"/>
+              <w:left w:val="single" w:sz="4" w:color="D9D9D9"/>
+              <w:bottom w:val="single" w:sz="4" w:color="D9D9D9"/>
+              <w:right w:val="single" w:sz="4" w:color="D9D9D9"/>
+            </w:tcBorders>
+            <w:vAlign w:val="center"/>
+          </w:tcPr>
+          <w:p>
+            <w:pPr>
+              <w:keepNext/>
+              <w:spacing w:before="60" w:after="60"/>
+              <w:jc w:val="center"/>
+            </w:pPr>
+            <w:r>
+              <w:rPr>
+                <w:rFonts w:ascii="맑은 고딕" w:hAnsi="맑은 고딕"/>
+                <w:sz w:val="16"/>
+              </w:rPr>
+              <w:t>0.595</w:t>
+            </w:r>
+          </w:p>
+        </w:tc>
+        <w:tc>
+          <w:tcPr>
+            <w:tcW w:type="dxa" w:w="1500"/>
+            <w:tcBorders>
+              <w:top w:val="single" w:sz="4" w:color="D9D9D9"/>
+              <w:left w:val="single" w:sz="4" w:color="D9D9D9"/>
+              <w:bottom w:val="single" w:sz="4" w:color="D9D9D9"/>
+              <w:right w:val="single" w:sz="4" w:color="D9D9D9"/>
+            </w:tcBorders>
+            <w:vAlign w:val="center"/>
+          </w:tcPr>
+          <w:p>
+            <w:pPr>
+              <w:keepNext/>
+              <w:spacing w:before="60" w:after="60"/>
+              <w:jc w:val="center"/>
+            </w:pPr>
+            <w:r>
+              <w:rPr>
+                <w:rFonts w:ascii="맑은 고딕" w:hAnsi="맑은 고딕"/>
+                <w:sz w:val="16"/>
+              </w:rPr>
+              <w:t>0.518</w:t>
+            </w:r>
+          </w:p>
+        </w:tc>
+      </w:tr>
+      <w:tr>
+        <w:trPr>
+          <w:cantSplit/>
+        </w:trPr>
+        <w:tc>
+          <w:tcPr>
+            <w:tcW w:type="dxa" w:w="1928"/>
+            <w:tcBorders>
+              <w:top w:val="single" w:sz="4" w:color="D9D9D9"/>
+              <w:left w:val="single" w:sz="4" w:color="D9D9D9"/>
+              <w:bottom w:val="single" w:sz="4" w:color="D9D9D9"/>
+              <w:right w:val="single" w:sz="4" w:color="D9D9D9"/>
+            </w:tcBorders>
+            <w:shd w:val="clear" w:color="auto" w:fill="F7F9FB"/>
+            <w:vAlign w:val="center"/>
+          </w:tcPr>
+          <w:p>
+            <w:pPr>
+              <w:keepNext/>
+              <w:spacing w:before="60" w:after="60"/>
+            </w:pPr>
+            <w:r>
+              <w:rPr>
+                <w:rFonts w:ascii="맑은 고딕" w:hAnsi="맑은 고딕"/>
+                <w:sz w:val="16"/>
+              </w:rPr>
+              <w:t>거짓 과장</w:t>
+            </w:r>
+          </w:p>
+        </w:tc>
+        <w:tc>
+          <w:tcPr>
+            <w:tcW w:type="dxa" w:w="800"/>
+            <w:tcBorders>
+              <w:top w:val="single" w:sz="4" w:color="D9D9D9"/>
+              <w:left w:val="single" w:sz="4" w:color="D9D9D9"/>
+              <w:bottom w:val="single" w:sz="4" w:color="D9D9D9"/>
+              <w:right w:val="single" w:sz="4" w:color="D9D9D9"/>
+            </w:tcBorders>
+            <w:shd w:val="clear" w:color="auto" w:fill="F7F9FB"/>
+            <w:vAlign w:val="center"/>
+          </w:tcPr>
+          <w:p>
+            <w:pPr>
+              <w:keepNext/>
+              <w:spacing w:before="60" w:after="60"/>
+              <w:jc w:val="center"/>
+            </w:pPr>
+            <w:r>
+              <w:rPr>
+                <w:rFonts w:ascii="맑은 고딕" w:hAnsi="맑은 고딕"/>
+                <w:sz w:val="16"/>
+              </w:rPr>
+              <w:t>475</w:t>
+            </w:r>
+          </w:p>
+        </w:tc>
+        <w:tc>
+          <w:tcPr>
+            <w:tcW w:type="dxa" w:w="960"/>
+            <w:tcBorders>
+              <w:top w:val="single" w:sz="4" w:color="D9D9D9"/>
+              <w:left w:val="single" w:sz="4" w:color="D9D9D9"/>
+              <w:bottom w:val="single" w:sz="4" w:color="D9D9D9"/>
+              <w:right w:val="single" w:sz="4" w:color="D9D9D9"/>
+            </w:tcBorders>
+            <w:shd w:val="clear" w:color="auto" w:fill="F7F9FB"/>
+            <w:vAlign w:val="center"/>
+          </w:tcPr>
+          <w:p>
+            <w:pPr>
+              <w:keepNext/>
+              <w:spacing w:before="60" w:after="60"/>
+              <w:jc w:val="center"/>
+            </w:pPr>
+            <w:r>
+              <w:rPr>
+                <w:rFonts w:ascii="맑은 고딕" w:hAnsi="맑은 고딕"/>
+                <w:sz w:val="16"/>
+              </w:rPr>
+              <w:t>0.617</w:t>
+            </w:r>
+          </w:p>
+        </w:tc>
+        <w:tc>
+          <w:tcPr>
+            <w:tcW w:type="dxa" w:w="1100"/>
+            <w:tcBorders>
+              <w:top w:val="single" w:sz="4" w:color="D9D9D9"/>
+              <w:left w:val="single" w:sz="4" w:color="D9D9D9"/>
+              <w:bottom w:val="single" w:sz="4" w:color="D9D9D9"/>
+              <w:right w:val="single" w:sz="4" w:color="D9D9D9"/>
+            </w:tcBorders>
+            <w:shd w:val="clear" w:color="auto" w:fill="F7F9FB"/>
+            <w:vAlign w:val="center"/>
+          </w:tcPr>
+          <w:p>
+            <w:pPr>
+              <w:keepNext/>
+              <w:spacing w:before="60" w:after="60"/>
+              <w:jc w:val="center"/>
+            </w:pPr>
+            <w:r>
+              <w:rPr>
+                <w:rFonts w:ascii="맑은 고딕" w:hAnsi="맑은 고딕"/>
+                <w:sz w:val="16"/>
+              </w:rPr>
+              <w:t>0.880</w:t>
+            </w:r>
+          </w:p>
+        </w:tc>
+        <w:tc>
+          <w:tcPr>
+            <w:tcW w:type="dxa" w:w="1000"/>
+            <w:tcBorders>
+              <w:top w:val="single" w:sz="4" w:color="D9D9D9"/>
+              <w:left w:val="single" w:sz="4" w:color="D9D9D9"/>
+              <w:bottom w:val="single" w:sz="4" w:color="D9D9D9"/>
+              <w:right w:val="single" w:sz="4" w:color="D9D9D9"/>
+            </w:tcBorders>
+            <w:shd w:val="clear" w:color="auto" w:fill="F7F9FB"/>
+            <w:vAlign w:val="center"/>
+          </w:tcPr>
+          <w:p>
+            <w:pPr>
+              <w:keepNext/>
+              <w:spacing w:before="60" w:after="60"/>
+              <w:jc w:val="center"/>
+            </w:pPr>
+            <w:r>
+              <w:rPr>
+                <w:rFonts w:ascii="맑은 고딕" w:hAnsi="맑은 고딕"/>
+                <w:sz w:val="16"/>
+              </w:rPr>
+              <w:t>0.726</w:t>
+            </w:r>
+          </w:p>
+        </w:tc>
+        <w:tc>
+          <w:tcPr>
+            <w:tcW w:type="dxa" w:w="900"/>
+            <w:tcBorders>
+              <w:top w:val="single" w:sz="4" w:color="D9D9D9"/>
+              <w:left w:val="single" w:sz="4" w:color="D9D9D9"/>
+              <w:bottom w:val="single" w:sz="4" w:color="D9D9D9"/>
+              <w:right w:val="single" w:sz="4" w:color="D9D9D9"/>
+            </w:tcBorders>
+            <w:shd w:val="clear" w:color="auto" w:fill="F7F9FB"/>
+            <w:vAlign w:val="center"/>
+          </w:tcPr>
+          <w:p>
+            <w:pPr>
+              <w:keepNext/>
+              <w:spacing w:before="60" w:after="60"/>
+              <w:jc w:val="center"/>
+            </w:pPr>
+            <w:r>
+              <w:rPr>
+                <w:rFonts w:ascii="맑은 고딕" w:hAnsi="맑은 고딕"/>
+                <w:sz w:val="16"/>
+              </w:rPr>
+              <w:t>0.657</w:t>
+            </w:r>
+          </w:p>
+        </w:tc>
+        <w:tc>
+          <w:tcPr>
+            <w:tcW w:type="dxa" w:w="1500"/>
+            <w:tcBorders>
+              <w:top w:val="single" w:sz="4" w:color="D9D9D9"/>
+              <w:left w:val="single" w:sz="4" w:color="D9D9D9"/>
+              <w:bottom w:val="single" w:sz="4" w:color="D9D9D9"/>
+              <w:right w:val="single" w:sz="4" w:color="D9D9D9"/>
+            </w:tcBorders>
+            <w:shd w:val="clear" w:color="auto" w:fill="F7F9FB"/>
+            <w:vAlign w:val="center"/>
+          </w:tcPr>
+          <w:p>
+            <w:pPr>
+              <w:keepNext/>
+              <w:spacing w:before="60" w:after="60"/>
+              <w:jc w:val="center"/>
+            </w:pPr>
+            <w:r>
+              <w:rPr>
+                <w:rFonts w:ascii="맑은 고딕" w:hAnsi="맑은 고딕"/>
+                <w:sz w:val="16"/>
+              </w:rPr>
+              <w:t>0.876</w:t>
+            </w:r>
+          </w:p>
+        </w:tc>
+        <w:tc>
+          <w:tcPr>
+            <w:tcW w:type="dxa" w:w="1500"/>
+            <w:tcBorders>
+              <w:top w:val="single" w:sz="4" w:color="D9D9D9"/>
+              <w:left w:val="single" w:sz="4" w:color="D9D9D9"/>
+              <w:bottom w:val="single" w:sz="4" w:color="D9D9D9"/>
+              <w:right w:val="single" w:sz="4" w:color="D9D9D9"/>
+            </w:tcBorders>
+            <w:shd w:val="clear" w:color="auto" w:fill="F7F9FB"/>
+            <w:vAlign w:val="center"/>
+          </w:tcPr>
+          <w:p>
+            <w:pPr>
+              <w:keepNext/>
+              <w:spacing w:before="60" w:after="60"/>
+              <w:jc w:val="center"/>
+            </w:pPr>
+            <w:r>
+              <w:rPr>
+                <w:rFonts w:ascii="맑은 고딕" w:hAnsi="맑은 고딕"/>
+                <w:sz w:val="16"/>
+              </w:rPr>
+              <w:t>0.751</w:t>
+            </w:r>
+          </w:p>
+        </w:tc>
+      </w:tr>
+      <w:tr>
+        <w:trPr>
+          <w:cantSplit/>
+        </w:trPr>
+        <w:tc>
+          <w:tcPr>
+            <w:tcW w:type="dxa" w:w="1928"/>
+            <w:tcBorders>
+              <w:top w:val="single" w:sz="4" w:color="D9D9D9"/>
+              <w:left w:val="single" w:sz="4" w:color="D9D9D9"/>
+              <w:bottom w:val="single" w:sz="4" w:color="D9D9D9"/>
+              <w:right w:val="single" w:sz="4" w:color="D9D9D9"/>
+            </w:tcBorders>
+            <w:vAlign w:val="center"/>
+          </w:tcPr>
+          <w:p>
+            <w:pPr>
+              <w:keepNext/>
+              <w:spacing w:before="60" w:after="60"/>
+            </w:pPr>
+            <w:r>
+              <w:rPr>
+                <w:rFonts w:ascii="맑은 고딕" w:hAnsi="맑은 고딕"/>
+                <w:sz w:val="16"/>
+              </w:rPr>
+              <w:t>소비자 기만</w:t>
+            </w:r>
+          </w:p>
+        </w:tc>
+        <w:tc>
+          <w:tcPr>
+            <w:tcW w:type="dxa" w:w="800"/>
+            <w:tcBorders>
+              <w:top w:val="single" w:sz="4" w:color="D9D9D9"/>
+              <w:left w:val="single" w:sz="4" w:color="D9D9D9"/>
+              <w:bottom w:val="single" w:sz="4" w:color="D9D9D9"/>
+              <w:right w:val="single" w:sz="4" w:color="D9D9D9"/>
+            </w:tcBorders>
+            <w:vAlign w:val="center"/>
+          </w:tcPr>
+          <w:p>
+            <w:pPr>
+              <w:keepNext/>
+              <w:spacing w:before="60" w:after="60"/>
+              <w:jc w:val="center"/>
+            </w:pPr>
+            <w:r>
+              <w:rPr>
+                <w:rFonts w:ascii="맑은 고딕" w:hAnsi="맑은 고딕"/>
+                <w:sz w:val="16"/>
+              </w:rPr>
+              <w:t>148</w:t>
+            </w:r>
+          </w:p>
+        </w:tc>
+        <w:tc>
+          <w:tcPr>
+            <w:tcW w:type="dxa" w:w="960"/>
+            <w:tcBorders>
+              <w:top w:val="single" w:sz="4" w:color="D9D9D9"/>
+              <w:left w:val="single" w:sz="4" w:color="D9D9D9"/>
+              <w:bottom w:val="single" w:sz="4" w:color="D9D9D9"/>
+              <w:right w:val="single" w:sz="4" w:color="D9D9D9"/>
+            </w:tcBorders>
+            <w:vAlign w:val="center"/>
+          </w:tcPr>
+          <w:p>
+            <w:pPr>
+              <w:keepNext/>
+              <w:spacing w:before="60" w:after="60"/>
+              <w:jc w:val="center"/>
+            </w:pPr>
+            <w:r>
+              <w:rPr>
+                <w:rFonts w:ascii="맑은 고딕" w:hAnsi="맑은 고딕"/>
+                <w:sz w:val="16"/>
+              </w:rPr>
+              <w:t>0.422</w:t>
+            </w:r>
+          </w:p>
+        </w:tc>
+        <w:tc>
+          <w:tcPr>
+            <w:tcW w:type="dxa" w:w="1100"/>
+            <w:tcBorders>
+              <w:top w:val="single" w:sz="4" w:color="D9D9D9"/>
+              <w:left w:val="single" w:sz="4" w:color="D9D9D9"/>
+              <w:bottom w:val="single" w:sz="4" w:color="D9D9D9"/>
+              <w:right w:val="single" w:sz="4" w:color="D9D9D9"/>
+            </w:tcBorders>
+            <w:vAlign w:val="center"/>
+          </w:tcPr>
+          <w:p>
+            <w:pPr>
+              <w:keepNext/>
+              <w:spacing w:before="60" w:after="60"/>
+              <w:jc w:val="center"/>
+            </w:pPr>
+            <w:r>
+              <w:rPr>
+                <w:rFonts w:ascii="맑은 고딕" w:hAnsi="맑은 고딕"/>
+                <w:sz w:val="16"/>
+              </w:rPr>
+              <w:t>0.547</w:t>
+            </w:r>
+          </w:p>
+        </w:tc>
+        <w:tc>
+          <w:tcPr>
+            <w:tcW w:type="dxa" w:w="1000"/>
+            <w:tcBorders>
+              <w:top w:val="single" w:sz="4" w:color="D9D9D9"/>
+              <w:left w:val="single" w:sz="4" w:color="D9D9D9"/>
+              <w:bottom w:val="single" w:sz="4" w:color="D9D9D9"/>
+              <w:right w:val="single" w:sz="4" w:color="D9D9D9"/>
+            </w:tcBorders>
+            <w:vAlign w:val="center"/>
+          </w:tcPr>
+          <w:p>
+            <w:pPr>
+              <w:keepNext/>
+              <w:spacing w:before="60" w:after="60"/>
+              <w:jc w:val="center"/>
+            </w:pPr>
+            <w:r>
+              <w:rPr>
+                <w:rFonts w:ascii="맑은 고딕" w:hAnsi="맑은 고딕"/>
+                <w:sz w:val="16"/>
+              </w:rPr>
+              <w:t>0.476</w:t>
+            </w:r>
+          </w:p>
+        </w:tc>
+        <w:tc>
+          <w:tcPr>
+            <w:tcW w:type="dxa" w:w="900"/>
+            <w:tcBorders>
+              <w:top w:val="single" w:sz="4" w:color="D9D9D9"/>
+              <w:left w:val="single" w:sz="4" w:color="D9D9D9"/>
+              <w:bottom w:val="single" w:sz="4" w:color="D9D9D9"/>
+              <w:right w:val="single" w:sz="4" w:color="D9D9D9"/>
+            </w:tcBorders>
+            <w:vAlign w:val="center"/>
+          </w:tcPr>
+          <w:p>
+            <w:pPr>
+              <w:keepNext/>
+              <w:spacing w:before="60" w:after="60"/>
+              <w:jc w:val="center"/>
+            </w:pPr>
+            <w:r>
+              <w:rPr>
+                <w:rFonts w:ascii="맑은 고딕" w:hAnsi="맑은 고딕"/>
+                <w:sz w:val="16"/>
+              </w:rPr>
+              <w:t>0.457</w:t>
+            </w:r>
+          </w:p>
+        </w:tc>
+        <w:tc>
+          <w:tcPr>
+            <w:tcW w:type="dxa" w:w="1500"/>
+            <w:tcBorders>
+              <w:top w:val="single" w:sz="4" w:color="D9D9D9"/>
+              <w:left w:val="single" w:sz="4" w:color="D9D9D9"/>
+              <w:bottom w:val="single" w:sz="4" w:color="D9D9D9"/>
+              <w:right w:val="single" w:sz="4" w:color="D9D9D9"/>
+            </w:tcBorders>
+            <w:vAlign w:val="center"/>
+          </w:tcPr>
+          <w:p>
+            <w:pPr>
+              <w:keepNext/>
+              <w:spacing w:before="60" w:after="60"/>
+              <w:jc w:val="center"/>
+            </w:pPr>
+            <w:r>
+              <w:rPr>
+                <w:rFonts w:ascii="맑은 고딕" w:hAnsi="맑은 고딕"/>
+                <w:sz w:val="16"/>
+              </w:rPr>
+              <w:t>0.581</w:t>
+            </w:r>
+          </w:p>
+        </w:tc>
+        <w:tc>
+          <w:tcPr>
+            <w:tcW w:type="dxa" w:w="1500"/>
+            <w:tcBorders>
+              <w:top w:val="single" w:sz="4" w:color="D9D9D9"/>
+              <w:left w:val="single" w:sz="4" w:color="D9D9D9"/>
+              <w:bottom w:val="single" w:sz="4" w:color="D9D9D9"/>
+              <w:right w:val="single" w:sz="4" w:color="D9D9D9"/>
+            </w:tcBorders>
+            <w:vAlign w:val="center"/>
+          </w:tcPr>
+          <w:p>
+            <w:pPr>
+              <w:keepNext/>
+              <w:spacing w:before="60" w:after="60"/>
+              <w:jc w:val="center"/>
+            </w:pPr>
+            <w:r>
+              <w:rPr>
+                <w:rFonts w:ascii="맑은 고딕" w:hAnsi="맑은 고딕"/>
+                <w:sz w:val="16"/>
+              </w:rPr>
+              <w:t>0.512</w:t>
+            </w:r>
+          </w:p>
+        </w:tc>
+      </w:tr>
+      <w:tr>
+        <w:trPr>
+          <w:cantSplit/>
+        </w:trPr>
+        <w:tc>
+          <w:tcPr>
+            <w:tcW w:type="dxa" w:w="1928"/>
+            <w:tcBorders>
+              <w:top w:val="single" w:sz="4" w:color="D9D9D9"/>
+              <w:left w:val="single" w:sz="4" w:color="D9D9D9"/>
+              <w:bottom w:val="single" w:sz="4" w:color="D9D9D9"/>
+              <w:right w:val="single" w:sz="4" w:color="D9D9D9"/>
+            </w:tcBorders>
+            <w:shd w:val="clear" w:color="auto" w:fill="F7F9FB"/>
+            <w:vAlign w:val="center"/>
+          </w:tcPr>
+          <w:p>
+            <w:pPr>
+              <w:keepNext/>
+              <w:spacing w:before="60" w:after="60"/>
+            </w:pPr>
+            <w:r>
+              <w:rPr>
+                <w:rFonts w:ascii="맑은 고딕" w:hAnsi="맑은 고딕"/>
+                <w:sz w:val="16"/>
+              </w:rPr>
+              <w:t>후기 체험기 기만 (측정 불가)</w:t>
+            </w:r>
+          </w:p>
+        </w:tc>
+        <w:tc>
+          <w:tcPr>
+            <w:tcW w:type="dxa" w:w="800"/>
+            <w:tcBorders>
+              <w:top w:val="single" w:sz="4" w:color="D9D9D9"/>
+              <w:left w:val="single" w:sz="4" w:color="D9D9D9"/>
+              <w:bottom w:val="single" w:sz="4" w:color="D9D9D9"/>
+              <w:right w:val="single" w:sz="4" w:color="D9D9D9"/>
+            </w:tcBorders>
+            <w:shd w:val="clear" w:color="auto" w:fill="F7F9FB"/>
+            <w:vAlign w:val="center"/>
+          </w:tcPr>
+          <w:p>
+            <w:pPr>
+              <w:keepNext/>
+              <w:spacing w:before="60" w:after="60"/>
+              <w:jc w:val="center"/>
+            </w:pPr>
+            <w:r>
+              <w:rPr>
+                <w:rFonts w:ascii="맑은 고딕" w:hAnsi="맑은 고딕"/>
+                <w:sz w:val="16"/>
+              </w:rPr>
+              <w:t>15</w:t>
+            </w:r>
+          </w:p>
+        </w:tc>
+        <w:tc>
+          <w:tcPr>
+            <w:tcW w:type="dxa" w:w="960"/>
+            <w:tcBorders>
+              <w:top w:val="single" w:sz="4" w:color="D9D9D9"/>
+              <w:left w:val="single" w:sz="4" w:color="D9D9D9"/>
+              <w:bottom w:val="single" w:sz="4" w:color="D9D9D9"/>
+              <w:right w:val="single" w:sz="4" w:color="D9D9D9"/>
+            </w:tcBorders>
+            <w:shd w:val="clear" w:color="auto" w:fill="F7F9FB"/>
+            <w:vAlign w:val="center"/>
+          </w:tcPr>
+          <w:p>
+            <w:pPr>
+              <w:keepNext/>
+              <w:spacing w:before="60" w:after="60"/>
+              <w:jc w:val="center"/>
+            </w:pPr>
+            <w:r>
+              <w:rPr>
+                <w:rFonts w:ascii="맑은 고딕" w:hAnsi="맑은 고딕"/>
+                <w:sz w:val="16"/>
+              </w:rPr>
+              <w:t>0.750</w:t>
+            </w:r>
+          </w:p>
+        </w:tc>
+        <w:tc>
+          <w:tcPr>
+            <w:tcW w:type="dxa" w:w="1100"/>
+            <w:tcBorders>
+              <w:top w:val="single" w:sz="4" w:color="D9D9D9"/>
+              <w:left w:val="single" w:sz="4" w:color="D9D9D9"/>
+              <w:bottom w:val="single" w:sz="4" w:color="D9D9D9"/>
+              <w:right w:val="single" w:sz="4" w:color="D9D9D9"/>
+            </w:tcBorders>
+            <w:shd w:val="clear" w:color="auto" w:fill="F7F9FB"/>
+            <w:vAlign w:val="center"/>
+          </w:tcPr>
+          <w:p>
+            <w:pPr>
+              <w:keepNext/>
+              <w:spacing w:before="60" w:after="60"/>
+              <w:jc w:val="center"/>
+            </w:pPr>
+            <w:r>
+              <w:rPr>
+                <w:rFonts w:ascii="맑은 고딕" w:hAnsi="맑은 고딕"/>
+                <w:sz w:val="16"/>
+              </w:rPr>
+              <w:t>0.800</w:t>
+            </w:r>
+          </w:p>
+        </w:tc>
+        <w:tc>
+          <w:tcPr>
+            <w:tcW w:type="dxa" w:w="1000"/>
+            <w:tcBorders>
+              <w:top w:val="single" w:sz="4" w:color="D9D9D9"/>
+              <w:left w:val="single" w:sz="4" w:color="D9D9D9"/>
+              <w:bottom w:val="single" w:sz="4" w:color="D9D9D9"/>
+              <w:right w:val="single" w:sz="4" w:color="D9D9D9"/>
+            </w:tcBorders>
+            <w:shd w:val="clear" w:color="auto" w:fill="F7F9FB"/>
+            <w:vAlign w:val="center"/>
+          </w:tcPr>
+          <w:p>
+            <w:pPr>
+              <w:keepNext/>
+              <w:spacing w:before="60" w:after="60"/>
+              <w:jc w:val="center"/>
+            </w:pPr>
+            <w:r>
+              <w:rPr>
+                <w:rFonts w:ascii="맑은 고딕" w:hAnsi="맑은 고딕"/>
+                <w:sz w:val="16"/>
+              </w:rPr>
+              <w:t>0.774</w:t>
+            </w:r>
+          </w:p>
+        </w:tc>
+        <w:tc>
+          <w:tcPr>
+            <w:tcW w:type="dxa" w:w="900"/>
+            <w:tcBorders>
+              <w:top w:val="single" w:sz="4" w:color="D9D9D9"/>
+              <w:left w:val="single" w:sz="4" w:color="D9D9D9"/>
+              <w:bottom w:val="single" w:sz="4" w:color="D9D9D9"/>
+              <w:right w:val="single" w:sz="4" w:color="D9D9D9"/>
+            </w:tcBorders>
+            <w:shd w:val="clear" w:color="auto" w:fill="F7F9FB"/>
+            <w:vAlign w:val="center"/>
+          </w:tcPr>
+          <w:p>
+            <w:pPr>
+              <w:keepNext/>
+              <w:spacing w:before="60" w:after="60"/>
+              <w:jc w:val="center"/>
+            </w:pPr>
+            <w:r>
+              <w:rPr>
+                <w:rFonts w:ascii="맑은 고딕" w:hAnsi="맑은 고딕"/>
+                <w:sz w:val="16"/>
+              </w:rPr>
+              <w:t>0.750</w:t>
+            </w:r>
+          </w:p>
+        </w:tc>
+        <w:tc>
+          <w:tcPr>
+            <w:tcW w:type="dxa" w:w="1500"/>
+            <w:tcBorders>
+              <w:top w:val="single" w:sz="4" w:color="D9D9D9"/>
+              <w:left w:val="single" w:sz="4" w:color="D9D9D9"/>
+              <w:bottom w:val="single" w:sz="4" w:color="D9D9D9"/>
+              <w:right w:val="single" w:sz="4" w:color="D9D9D9"/>
+            </w:tcBorders>
+            <w:shd w:val="clear" w:color="auto" w:fill="F7F9FB"/>
+            <w:vAlign w:val="center"/>
+          </w:tcPr>
+          <w:p>
+            <w:pPr>
+              <w:keepNext/>
+              <w:spacing w:before="60" w:after="60"/>
+              <w:jc w:val="center"/>
+            </w:pPr>
+            <w:r>
+              <w:rPr>
+                <w:rFonts w:ascii="맑은 고딕" w:hAnsi="맑은 고딕"/>
+                <w:sz w:val="16"/>
+              </w:rPr>
+              <w:t>0.800</w:t>
+            </w:r>
+          </w:p>
+        </w:tc>
+        <w:tc>
+          <w:tcPr>
+            <w:tcW w:type="dxa" w:w="1500"/>
+            <w:tcBorders>
+              <w:top w:val="single" w:sz="4" w:color="D9D9D9"/>
+              <w:left w:val="single" w:sz="4" w:color="D9D9D9"/>
+              <w:bottom w:val="single" w:sz="4" w:color="D9D9D9"/>
+              <w:right w:val="single" w:sz="4" w:color="D9D9D9"/>
+            </w:tcBorders>
+            <w:shd w:val="clear" w:color="auto" w:fill="F7F9FB"/>
+            <w:vAlign w:val="center"/>
+          </w:tcPr>
+          <w:p>
+            <w:pPr>
+              <w:keepNext/>
+              <w:spacing w:before="60" w:after="60"/>
+              <w:jc w:val="center"/>
+            </w:pPr>
+            <w:r>
+              <w:rPr>
+                <w:rFonts w:ascii="맑은 고딕" w:hAnsi="맑은 고딕"/>
+                <w:sz w:val="16"/>
+              </w:rPr>
+              <w:t>0.774</w:t>
+            </w:r>
+          </w:p>
+        </w:tc>
+      </w:tr>
+      <w:tr>
+        <w:trPr>
+          <w:cantSplit/>
+        </w:trPr>
+        <w:tc>
+          <w:tcPr>
+            <w:tcW w:type="dxa" w:w="1928"/>
+            <w:tcBorders>
+              <w:top w:val="single" w:sz="4" w:color="D9D9D9"/>
+              <w:left w:val="single" w:sz="4" w:color="D9D9D9"/>
+              <w:bottom w:val="single" w:sz="4" w:color="D9D9D9"/>
+              <w:right w:val="single" w:sz="4" w:color="D9D9D9"/>
+            </w:tcBorders>
+            <w:shd w:val="clear" w:color="auto" w:fill="F7F9FB"/>
+            <w:vAlign w:val="center"/>
+          </w:tcPr>
+          <w:p>
+            <w:pPr>
+              <w:keepNext/>
+              <w:spacing w:before="60" w:after="60"/>
+            </w:pPr>
+            <w:r>
+              <w:rPr>
+                <w:rFonts w:ascii="맑은 고딕" w:hAnsi="맑은 고딕"/>
+                <w:sz w:val="16"/>
+              </w:rPr>
+              <w:t>부당 비교광고 (측정 불가)</w:t>
+            </w:r>
+          </w:p>
+        </w:tc>
+        <w:tc>
+          <w:tcPr>
+            <w:tcW w:type="dxa" w:w="800"/>
+            <w:tcBorders>
+              <w:top w:val="single" w:sz="4" w:color="D9D9D9"/>
+              <w:left w:val="single" w:sz="4" w:color="D9D9D9"/>
+              <w:bottom w:val="single" w:sz="4" w:color="D9D9D9"/>
+              <w:right w:val="single" w:sz="4" w:color="D9D9D9"/>
+            </w:tcBorders>
+            <w:shd w:val="clear" w:color="auto" w:fill="F7F9FB"/>
+            <w:vAlign w:val="center"/>
+          </w:tcPr>
+          <w:p>
+            <w:pPr>
+              <w:keepNext/>
+              <w:spacing w:before="60" w:after="60"/>
+              <w:jc w:val="center"/>
+            </w:pPr>
+            <w:r>
+              <w:rPr>
+                <w:rFonts w:ascii="맑은 고딕" w:hAnsi="맑은 고딕"/>
+                <w:sz w:val="16"/>
+              </w:rPr>
+              <w:t>25</w:t>
+            </w:r>
+          </w:p>
+        </w:tc>
+        <w:tc>
+          <w:tcPr>
+            <w:tcW w:type="dxa" w:w="960"/>
+            <w:tcBorders>
+              <w:top w:val="single" w:sz="4" w:color="D9D9D9"/>
+              <w:left w:val="single" w:sz="4" w:color="D9D9D9"/>
+              <w:bottom w:val="single" w:sz="4" w:color="D9D9D9"/>
+              <w:right w:val="single" w:sz="4" w:color="D9D9D9"/>
+            </w:tcBorders>
+            <w:shd w:val="clear" w:color="auto" w:fill="F7F9FB"/>
+            <w:vAlign w:val="center"/>
+          </w:tcPr>
+          <w:p>
+            <w:pPr>
+              <w:keepNext/>
+              <w:spacing w:before="60" w:after="60"/>
+              <w:jc w:val="center"/>
+            </w:pPr>
+            <w:r>
+              <w:rPr>
+                <w:rFonts w:ascii="맑은 고딕" w:hAnsi="맑은 고딕"/>
+                <w:sz w:val="16"/>
+              </w:rPr>
+              <w:t>0.526</w:t>
+            </w:r>
+          </w:p>
+        </w:tc>
+        <w:tc>
+          <w:tcPr>
+            <w:tcW w:type="dxa" w:w="1100"/>
+            <w:tcBorders>
+              <w:top w:val="single" w:sz="4" w:color="D9D9D9"/>
+              <w:left w:val="single" w:sz="4" w:color="D9D9D9"/>
+              <w:bottom w:val="single" w:sz="4" w:color="D9D9D9"/>
+              <w:right w:val="single" w:sz="4" w:color="D9D9D9"/>
+            </w:tcBorders>
+            <w:shd w:val="clear" w:color="auto" w:fill="F7F9FB"/>
+            <w:vAlign w:val="center"/>
+          </w:tcPr>
+          <w:p>
+            <w:pPr>
+              <w:keepNext/>
+              <w:spacing w:before="60" w:after="60"/>
+              <w:jc w:val="center"/>
+            </w:pPr>
+            <w:r>
+              <w:rPr>
+                <w:rFonts w:ascii="맑은 고딕" w:hAnsi="맑은 고딕"/>
+                <w:sz w:val="16"/>
+              </w:rPr>
+              <w:t>0.400</w:t>
+            </w:r>
+          </w:p>
+        </w:tc>
+        <w:tc>
+          <w:tcPr>
+            <w:tcW w:type="dxa" w:w="1000"/>
+            <w:tcBorders>
+              <w:top w:val="single" w:sz="4" w:color="D9D9D9"/>
+              <w:left w:val="single" w:sz="4" w:color="D9D9D9"/>
+              <w:bottom w:val="single" w:sz="4" w:color="D9D9D9"/>
+              <w:right w:val="single" w:sz="4" w:color="D9D9D9"/>
+            </w:tcBorders>
+            <w:shd w:val="clear" w:color="auto" w:fill="F7F9FB"/>
+            <w:vAlign w:val="center"/>
+          </w:tcPr>
+          <w:p>
+            <w:pPr>
+              <w:keepNext/>
+              <w:spacing w:before="60" w:after="60"/>
+              <w:jc w:val="center"/>
+            </w:pPr>
+            <w:r>
+              <w:rPr>
+                <w:rFonts w:ascii="맑은 고딕" w:hAnsi="맑은 고딕"/>
+                <w:sz w:val="16"/>
+              </w:rPr>
+              <w:t>0.455</w:t>
+            </w:r>
+          </w:p>
+        </w:tc>
+        <w:tc>
+          <w:tcPr>
+            <w:tcW w:type="dxa" w:w="900"/>
+            <w:tcBorders>
+              <w:top w:val="single" w:sz="4" w:color="D9D9D9"/>
+              <w:left w:val="single" w:sz="4" w:color="D9D9D9"/>
+              <w:bottom w:val="single" w:sz="4" w:color="D9D9D9"/>
+              <w:right w:val="single" w:sz="4" w:color="D9D9D9"/>
+            </w:tcBorders>
+            <w:shd w:val="clear" w:color="auto" w:fill="F7F9FB"/>
+            <w:vAlign w:val="center"/>
+          </w:tcPr>
+          <w:p>
+            <w:pPr>
+              <w:keepNext/>
+              <w:spacing w:before="60" w:after="60"/>
+              <w:jc w:val="center"/>
+            </w:pPr>
+            <w:r>
+              <w:rPr>
+                <w:rFonts w:ascii="맑은 고딕" w:hAnsi="맑은 고딕"/>
+                <w:sz w:val="16"/>
+              </w:rPr>
+              <w:t>0.545</w:t>
+            </w:r>
+          </w:p>
+        </w:tc>
+        <w:tc>
+          <w:tcPr>
+            <w:tcW w:type="dxa" w:w="1500"/>
+            <w:tcBorders>
+              <w:top w:val="single" w:sz="4" w:color="D9D9D9"/>
+              <w:left w:val="single" w:sz="4" w:color="D9D9D9"/>
+              <w:bottom w:val="single" w:sz="4" w:color="D9D9D9"/>
+              <w:right w:val="single" w:sz="4" w:color="D9D9D9"/>
+            </w:tcBorders>
+            <w:shd w:val="clear" w:color="auto" w:fill="F7F9FB"/>
+            <w:vAlign w:val="center"/>
+          </w:tcPr>
+          <w:p>
+            <w:pPr>
+              <w:keepNext/>
+              <w:spacing w:before="60" w:after="60"/>
+              <w:jc w:val="center"/>
+            </w:pPr>
+            <w:r>
+              <w:rPr>
+                <w:rFonts w:ascii="맑은 고딕" w:hAnsi="맑은 고딕"/>
+                <w:sz w:val="16"/>
+              </w:rPr>
+              <w:t>0.480</w:t>
+            </w:r>
+          </w:p>
+        </w:tc>
+        <w:tc>
+          <w:tcPr>
+            <w:tcW w:type="dxa" w:w="1500"/>
+            <w:tcBorders>
+              <w:top w:val="single" w:sz="4" w:color="D9D9D9"/>
+              <w:left w:val="single" w:sz="4" w:color="D9D9D9"/>
+              <w:bottom w:val="single" w:sz="4" w:color="D9D9D9"/>
+              <w:right w:val="single" w:sz="4" w:color="D9D9D9"/>
+            </w:tcBorders>
+            <w:shd w:val="clear" w:color="auto" w:fill="F7F9FB"/>
+            <w:vAlign w:val="center"/>
+          </w:tcPr>
+          <w:p>
+            <w:pPr>
+              <w:keepNext/>
+              <w:spacing w:before="60" w:after="60"/>
+              <w:jc w:val="center"/>
+            </w:pPr>
+            <w:r>
+              <w:rPr>
+                <w:rFonts w:ascii="맑은 고딕" w:hAnsi="맑은 고딕"/>
+                <w:sz w:val="16"/>
+              </w:rPr>
+              <w:t>0.511</w:t>
+            </w:r>
+          </w:p>
+        </w:tc>
+      </w:tr>
+      <w:tr>
+        <w:trPr>
+          <w:cantSplit/>
+        </w:trPr>
+        <w:tc>
+          <w:tcPr>
+            <w:tcW w:type="dxa" w:w="1928"/>
+            <w:tcBorders>
+              <w:top w:val="single" w:sz="4" w:color="D9D9D9"/>
+              <w:left w:val="single" w:sz="4" w:color="D9D9D9"/>
+              <w:bottom w:val="single" w:sz="4" w:color="D9D9D9"/>
+              <w:right w:val="single" w:sz="4" w:color="D9D9D9"/>
+            </w:tcBorders>
+            <w:shd w:val="clear" w:color="auto" w:fill="F7F9FB"/>
+            <w:vAlign w:val="center"/>
+          </w:tcPr>
+          <w:p>
+            <w:pPr>
+              <w:keepNext/>
+              <w:spacing w:before="60" w:after="60"/>
+            </w:pPr>
+            <w:r>
+              <w:rPr>
+                <w:rFonts w:ascii="맑은 고딕" w:hAnsi="맑은 고딕"/>
+                <w:sz w:val="16"/>
+              </w:rPr>
+              <w:t>비방광고</w:t>
+            </w:r>
+          </w:p>
+        </w:tc>
+        <w:tc>
+          <w:tcPr>
+            <w:tcW w:type="dxa" w:w="800"/>
+            <w:tcBorders>
+              <w:top w:val="single" w:sz="4" w:color="D9D9D9"/>
+              <w:left w:val="single" w:sz="4" w:color="D9D9D9"/>
+              <w:bottom w:val="single" w:sz="4" w:color="D9D9D9"/>
+              <w:right w:val="single" w:sz="4" w:color="D9D9D9"/>
+            </w:tcBorders>
+            <w:shd w:val="clear" w:color="auto" w:fill="F7F9FB"/>
+            <w:vAlign w:val="center"/>
+          </w:tcPr>
+          <w:p>
+            <w:pPr>
+              <w:keepNext/>
+              <w:spacing w:before="60" w:after="60"/>
+              <w:jc w:val="center"/>
+            </w:pPr>
+            <w:r>
+              <w:rPr>
+                <w:rFonts w:ascii="맑은 고딕" w:hAnsi="맑은 고딕"/>
+                <w:sz w:val="16"/>
+              </w:rPr>
+              <w:t>62</w:t>
+            </w:r>
+          </w:p>
+        </w:tc>
+        <w:tc>
+          <w:tcPr>
+            <w:tcW w:type="dxa" w:w="960"/>
+            <w:tcBorders>
+              <w:top w:val="single" w:sz="4" w:color="D9D9D9"/>
+              <w:left w:val="single" w:sz="4" w:color="D9D9D9"/>
+              <w:bottom w:val="single" w:sz="4" w:color="D9D9D9"/>
+              <w:right w:val="single" w:sz="4" w:color="D9D9D9"/>
+            </w:tcBorders>
+            <w:shd w:val="clear" w:color="auto" w:fill="F7F9FB"/>
+            <w:vAlign w:val="center"/>
+          </w:tcPr>
+          <w:p>
+            <w:pPr>
+              <w:keepNext/>
+              <w:spacing w:before="60" w:after="60"/>
+              <w:jc w:val="center"/>
+            </w:pPr>
+            <w:r>
+              <w:rPr>
+                <w:rFonts w:ascii="맑은 고딕" w:hAnsi="맑은 고딕"/>
+                <w:sz w:val="16"/>
+              </w:rPr>
+              <w:t>0.380</w:t>
+            </w:r>
+          </w:p>
+        </w:tc>
+        <w:tc>
+          <w:tcPr>
+            <w:tcW w:type="dxa" w:w="1100"/>
+            <w:tcBorders>
+              <w:top w:val="single" w:sz="4" w:color="D9D9D9"/>
+              <w:left w:val="single" w:sz="4" w:color="D9D9D9"/>
+              <w:bottom w:val="single" w:sz="4" w:color="D9D9D9"/>
+              <w:right w:val="single" w:sz="4" w:color="D9D9D9"/>
+            </w:tcBorders>
+            <w:shd w:val="clear" w:color="auto" w:fill="F7F9FB"/>
+            <w:vAlign w:val="center"/>
+          </w:tcPr>
+          <w:p>
+            <w:pPr>
+              <w:keepNext/>
+              <w:spacing w:before="60" w:after="60"/>
+              <w:jc w:val="center"/>
+            </w:pPr>
+            <w:r>
+              <w:rPr>
+                <w:rFonts w:ascii="맑은 고딕" w:hAnsi="맑은 고딕"/>
+                <w:sz w:val="16"/>
+              </w:rPr>
+              <w:t>0.613</w:t>
+            </w:r>
+          </w:p>
+        </w:tc>
+        <w:tc>
+          <w:tcPr>
+            <w:tcW w:type="dxa" w:w="1000"/>
+            <w:tcBorders>
+              <w:top w:val="single" w:sz="4" w:color="D9D9D9"/>
+              <w:left w:val="single" w:sz="4" w:color="D9D9D9"/>
+              <w:bottom w:val="single" w:sz="4" w:color="D9D9D9"/>
+              <w:right w:val="single" w:sz="4" w:color="D9D9D9"/>
+            </w:tcBorders>
+            <w:shd w:val="clear" w:color="auto" w:fill="F7F9FB"/>
+            <w:vAlign w:val="center"/>
+          </w:tcPr>
+          <w:p>
+            <w:pPr>
+              <w:keepNext/>
+              <w:spacing w:before="60" w:after="60"/>
+              <w:jc w:val="center"/>
+            </w:pPr>
+            <w:r>
+              <w:rPr>
+                <w:rFonts w:ascii="맑은 고딕" w:hAnsi="맑은 고딕"/>
+                <w:sz w:val="16"/>
+              </w:rPr>
+              <w:t>0.469</w:t>
+            </w:r>
+          </w:p>
+        </w:tc>
+        <w:tc>
+          <w:tcPr>
+            <w:tcW w:type="dxa" w:w="900"/>
+            <w:tcBorders>
+              <w:top w:val="single" w:sz="4" w:color="D9D9D9"/>
+              <w:left w:val="single" w:sz="4" w:color="D9D9D9"/>
+              <w:bottom w:val="single" w:sz="4" w:color="D9D9D9"/>
+              <w:right w:val="single" w:sz="4" w:color="D9D9D9"/>
+            </w:tcBorders>
+            <w:shd w:val="clear" w:color="auto" w:fill="F7F9FB"/>
+            <w:vAlign w:val="center"/>
+          </w:tcPr>
+          <w:p>
+            <w:pPr>
+              <w:keepNext/>
+              <w:spacing w:before="60" w:after="60"/>
+              <w:jc w:val="center"/>
+            </w:pPr>
+            <w:r>
+              <w:rPr>
+                <w:rFonts w:ascii="맑은 고딕" w:hAnsi="맑은 고딕"/>
+                <w:sz w:val="16"/>
+              </w:rPr>
+              <w:t>0.345</w:t>
+            </w:r>
+          </w:p>
+        </w:tc>
+        <w:tc>
+          <w:tcPr>
+            <w:tcW w:type="dxa" w:w="1500"/>
+            <w:tcBorders>
+              <w:top w:val="single" w:sz="4" w:color="D9D9D9"/>
+              <w:left w:val="single" w:sz="4" w:color="D9D9D9"/>
+              <w:bottom w:val="single" w:sz="4" w:color="D9D9D9"/>
+              <w:right w:val="single" w:sz="4" w:color="D9D9D9"/>
+            </w:tcBorders>
+            <w:shd w:val="clear" w:color="auto" w:fill="F7F9FB"/>
+            <w:vAlign w:val="center"/>
+          </w:tcPr>
+          <w:p>
+            <w:pPr>
+              <w:keepNext/>
+              <w:spacing w:before="60" w:after="60"/>
+              <w:jc w:val="center"/>
+            </w:pPr>
+            <w:r>
+              <w:rPr>
+                <w:rFonts w:ascii="맑은 고딕" w:hAnsi="맑은 고딕"/>
+                <w:sz w:val="16"/>
+              </w:rPr>
+              <w:t>0.613</w:t>
+            </w:r>
+          </w:p>
+        </w:tc>
+        <w:tc>
+          <w:tcPr>
+            <w:tcW w:type="dxa" w:w="1500"/>
+            <w:tcBorders>
+              <w:top w:val="single" w:sz="4" w:color="D9D9D9"/>
+              <w:left w:val="single" w:sz="4" w:color="D9D9D9"/>
+              <w:bottom w:val="single" w:sz="4" w:color="D9D9D9"/>
+              <w:right w:val="single" w:sz="4" w:color="D9D9D9"/>
+            </w:tcBorders>
+            <w:shd w:val="clear" w:color="auto" w:fill="F7F9FB"/>
+            <w:vAlign w:val="center"/>
+          </w:tcPr>
+          <w:p>
+            <w:pPr>
+              <w:keepNext/>
+              <w:spacing w:before="60" w:after="60"/>
+              <w:jc w:val="center"/>
+            </w:pPr>
+            <w:r>
+              <w:rPr>
+                <w:rFonts w:ascii="맑은 고딕" w:hAnsi="맑은 고딕"/>
+                <w:sz w:val="16"/>
+              </w:rPr>
+              <w:t>0.442</w:t>
+            </w:r>
+          </w:p>
+        </w:tc>
+      </w:tr>
+      <w:tr>
+        <w:trPr>
+          <w:cantSplit/>
+        </w:trPr>
+        <w:tc>
+          <w:tcPr>
+            <w:tcW w:type="dxa" w:w="1928"/>
+            <w:tcBorders>
+              <w:top w:val="single" w:sz="4" w:color="D9D9D9"/>
+              <w:left w:val="single" w:sz="4" w:color="D9D9D9"/>
+              <w:bottom w:val="single" w:sz="4" w:color="D9D9D9"/>
+              <w:right w:val="single" w:sz="4" w:color="D9D9D9"/>
+            </w:tcBorders>
+            <w:shd w:val="clear" w:color="auto" w:fill="F7F9FB"/>
+            <w:vAlign w:val="center"/>
+          </w:tcPr>
+          <w:p>
+            <w:pPr>
+              <w:keepNext/>
+              <w:spacing w:before="60" w:after="60"/>
+            </w:pPr>
+            <w:r>
+              <w:rPr>
+                <w:rFonts w:ascii="맑은 고딕" w:hAnsi="맑은 고딕"/>
+                <w:sz w:val="16"/>
+              </w:rPr>
+              <w:t>기능성화장품 오인 (측정 불가)</w:t>
+            </w:r>
+          </w:p>
+        </w:tc>
+        <w:tc>
+          <w:tcPr>
+            <w:tcW w:type="dxa" w:w="800"/>
+            <w:tcBorders>
+              <w:top w:val="single" w:sz="4" w:color="D9D9D9"/>
+              <w:left w:val="single" w:sz="4" w:color="D9D9D9"/>
+              <w:bottom w:val="single" w:sz="4" w:color="D9D9D9"/>
+              <w:right w:val="single" w:sz="4" w:color="D9D9D9"/>
+            </w:tcBorders>
+            <w:shd w:val="clear" w:color="auto" w:fill="F7F9FB"/>
+            <w:vAlign w:val="center"/>
+          </w:tcPr>
+          <w:p>
+            <w:pPr>
+              <w:keepNext/>
+              <w:spacing w:before="60" w:after="60"/>
+              <w:jc w:val="center"/>
+            </w:pPr>
+            <w:r>
+              <w:rPr>
+                <w:rFonts w:ascii="맑은 고딕" w:hAnsi="맑은 고딕"/>
+                <w:sz w:val="16"/>
+              </w:rPr>
+              <w:t>5</w:t>
+            </w:r>
+          </w:p>
+        </w:tc>
+        <w:tc>
+          <w:tcPr>
+            <w:tcW w:type="dxa" w:w="960"/>
+            <w:tcBorders>
+              <w:top w:val="single" w:sz="4" w:color="D9D9D9"/>
+              <w:left w:val="single" w:sz="4" w:color="D9D9D9"/>
+              <w:bottom w:val="single" w:sz="4" w:color="D9D9D9"/>
+              <w:right w:val="single" w:sz="4" w:color="D9D9D9"/>
+            </w:tcBorders>
+            <w:shd w:val="clear" w:color="auto" w:fill="F7F9FB"/>
+            <w:vAlign w:val="center"/>
+          </w:tcPr>
+          <w:p>
+            <w:pPr>
+              <w:keepNext/>
+              <w:spacing w:before="60" w:after="60"/>
+              <w:jc w:val="center"/>
+            </w:pPr>
+            <w:r>
+              <w:rPr>
+                <w:rFonts w:ascii="맑은 고딕" w:hAnsi="맑은 고딕"/>
+                <w:sz w:val="16"/>
+              </w:rPr>
+              <w:t>0.211</w:t>
+            </w:r>
+          </w:p>
+        </w:tc>
+        <w:tc>
+          <w:tcPr>
+            <w:tcW w:type="dxa" w:w="1100"/>
+            <w:tcBorders>
+              <w:top w:val="single" w:sz="4" w:color="D9D9D9"/>
+              <w:left w:val="single" w:sz="4" w:color="D9D9D9"/>
+              <w:bottom w:val="single" w:sz="4" w:color="D9D9D9"/>
+              <w:right w:val="single" w:sz="4" w:color="D9D9D9"/>
+            </w:tcBorders>
+            <w:shd w:val="clear" w:color="auto" w:fill="F7F9FB"/>
+            <w:vAlign w:val="center"/>
+          </w:tcPr>
+          <w:p>
+            <w:pPr>
+              <w:keepNext/>
+              <w:spacing w:before="60" w:after="60"/>
+              <w:jc w:val="center"/>
+            </w:pPr>
+            <w:r>
+              <w:rPr>
+                <w:rFonts w:ascii="맑은 고딕" w:hAnsi="맑은 고딕"/>
+                <w:sz w:val="16"/>
+              </w:rPr>
+              <w:t>0.800</w:t>
+            </w:r>
+          </w:p>
+        </w:tc>
+        <w:tc>
+          <w:tcPr>
+            <w:tcW w:type="dxa" w:w="1000"/>
+            <w:tcBorders>
+              <w:top w:val="single" w:sz="4" w:color="D9D9D9"/>
+              <w:left w:val="single" w:sz="4" w:color="D9D9D9"/>
+              <w:bottom w:val="single" w:sz="4" w:color="D9D9D9"/>
+              <w:right w:val="single" w:sz="4" w:color="D9D9D9"/>
+            </w:tcBorders>
+            <w:shd w:val="clear" w:color="auto" w:fill="F7F9FB"/>
+            <w:vAlign w:val="center"/>
+          </w:tcPr>
+          <w:p>
+            <w:pPr>
+              <w:keepNext/>
+              <w:spacing w:before="60" w:after="60"/>
+              <w:jc w:val="center"/>
+            </w:pPr>
+            <w:r>
+              <w:rPr>
+                <w:rFonts w:ascii="맑은 고딕" w:hAnsi="맑은 고딕"/>
+                <w:sz w:val="16"/>
+              </w:rPr>
+              <w:t>0.333</w:t>
+            </w:r>
+          </w:p>
+        </w:tc>
+        <w:tc>
+          <w:tcPr>
+            <w:tcW w:type="dxa" w:w="900"/>
+            <w:tcBorders>
+              <w:top w:val="single" w:sz="4" w:color="D9D9D9"/>
+              <w:left w:val="single" w:sz="4" w:color="D9D9D9"/>
+              <w:bottom w:val="single" w:sz="4" w:color="D9D9D9"/>
+              <w:right w:val="single" w:sz="4" w:color="D9D9D9"/>
+            </w:tcBorders>
+            <w:shd w:val="clear" w:color="auto" w:fill="F7F9FB"/>
+            <w:vAlign w:val="center"/>
+          </w:tcPr>
+          <w:p>
+            <w:pPr>
+              <w:keepNext/>
+              <w:spacing w:before="60" w:after="60"/>
+              <w:jc w:val="center"/>
+            </w:pPr>
+            <w:r>
+              <w:rPr>
+                <w:rFonts w:ascii="맑은 고딕" w:hAnsi="맑은 고딕"/>
+                <w:sz w:val="16"/>
+              </w:rPr>
+              <w:t>0.400</w:t>
+            </w:r>
+          </w:p>
+        </w:tc>
+        <w:tc>
+          <w:tcPr>
+            <w:tcW w:type="dxa" w:w="1500"/>
+            <w:tcBorders>
+              <w:top w:val="single" w:sz="4" w:color="D9D9D9"/>
+              <w:left w:val="single" w:sz="4" w:color="D9D9D9"/>
+              <w:bottom w:val="single" w:sz="4" w:color="D9D9D9"/>
+              <w:right w:val="single" w:sz="4" w:color="D9D9D9"/>
+            </w:tcBorders>
+            <w:shd w:val="clear" w:color="auto" w:fill="F7F9FB"/>
+            <w:vAlign w:val="center"/>
+          </w:tcPr>
+          <w:p>
+            <w:pPr>
+              <w:keepNext/>
+              <w:spacing w:before="60" w:after="60"/>
+              <w:jc w:val="center"/>
+            </w:pPr>
+            <w:r>
+              <w:rPr>
+                <w:rFonts w:ascii="맑은 고딕" w:hAnsi="맑은 고딕"/>
+                <w:sz w:val="16"/>
+              </w:rPr>
+              <w:t>0.800</w:t>
+            </w:r>
+          </w:p>
+        </w:tc>
+        <w:tc>
+          <w:tcPr>
+            <w:tcW w:type="dxa" w:w="1500"/>
+            <w:tcBorders>
+              <w:top w:val="single" w:sz="4" w:color="D9D9D9"/>
+              <w:left w:val="single" w:sz="4" w:color="D9D9D9"/>
+              <w:bottom w:val="single" w:sz="4" w:color="D9D9D9"/>
+              <w:right w:val="single" w:sz="4" w:color="D9D9D9"/>
+            </w:tcBorders>
+            <w:shd w:val="clear" w:color="auto" w:fill="F7F9FB"/>
+            <w:vAlign w:val="center"/>
+          </w:tcPr>
+          <w:p>
+            <w:pPr>
+              <w:keepNext/>
+              <w:spacing w:before="60" w:after="60"/>
+              <w:jc w:val="center"/>
+            </w:pPr>
+            <w:r>
+              <w:rPr>
+                <w:rFonts w:ascii="맑은 고딕" w:hAnsi="맑은 고딕"/>
+                <w:sz w:val="16"/>
+              </w:rPr>
+              <w:t>0.533</w:t>
             </w:r>
           </w:p>
         </w:tc>
@@ -12320,7 +14620,7 @@
                 <w:rFonts w:ascii="맑은 고딕" w:hAnsi="맑은 고딕"/>
                 <w:sz w:val="16"/>
               </w:rPr>
-              <w:t>유형별 F1 · accuracy 미기록</w:t>
+              <w:t>유형별 F1 · accuracy는 사후 측정</w:t>
             </w:r>
           </w:p>
         </w:tc>
@@ -12346,7 +14646,7 @@
                 <w:rFonts w:ascii="맑은 고딕" w:hAnsi="맑은 고딕"/>
                 <w:sz w:val="16"/>
               </w:rPr>
-              <w:t>고르는 지표가 macro PR-AUC라 D4-20의 유형별 F1 · accuracy를 내지 않음</w:t>
+              <w:t>학습 때 남기지 않아 10-22에 확장 dev로 다시 잼(6절 · micro F1 0.645 · 0.669)</w:t>
             </w:r>
           </w:p>
         </w:tc>
@@ -12372,7 +14672,7 @@
                 <w:rFonts w:ascii="맑은 고딕" w:hAnsi="맑은 고딕"/>
                 <w:sz w:val="16"/>
               </w:rPr>
-              <w:t>4주차 제출본(micro F1 0.393)과 같은 지표로 견줄 수 없음</w:t>
+              <w:t>4주차 제출본의 micro F1 0.393은 평가셋 1회 채점이라 dev 값과 견줄 수 없음</w:t>
             </w:r>
           </w:p>
         </w:tc>
@@ -14849,7 +17149,7 @@
                 <w:rFonts w:ascii="맑은 고딕" w:hAnsi="맑은 고딕"/>
                 <w:sz w:val="16"/>
               </w:rPr>
-              <w:t>고치면 스킴 sha가 바뀌어 잠금을 다시 등재해야 함</w:t>
+              <w:t>다음 판에서 고침(박수진 · 지금 고치면 스킴 sha가 바뀌어 잠금 대조가 깨짐) · 채택 사실의 정본은 models.lock.json과 결정기록</w:t>
             </w:r>
           </w:p>
         </w:tc>
@@ -14879,7 +17179,7 @@
         <w:keepNext/>
       </w:pPr>
       <w:r>
-        <w:t>근거: docs/psj/notebooks/copylane_encoder_D4-20_기능성편입_20261018.ipynb; docs/psj/reports/D4_실험기록_20261012.md · D4-20_기능성편입_dev_20261018.md · E1-03_OpenAI임베딩_small/large_D4-20기준_dev_20261019.md · 시스템구성도_판정인코더_박수진_20261019.md; models.lock.json; models/copylane-encoder-kcbert-D4-20-기능성편입/label_scheme.json; 사실원장 10-19 ① · 10-21(클론 B) ⑤; 설계결정기록 D-40 · D-70 · D-296 · D-321 · D-324 · D-331 · D-333 · D-336 · D-339 · D-340 · D-347 · D-349; 4주차 제출본(v4)과 docs/ssm 판정인코더 보고서(09-28 ~ 10-06).</w:t>
+        <w:t>근거: docs/psj/notebooks/copylane_encoder_D4-20_기능성편입_20261018.ipynb; docs/psj/reports/D4_실험기록_20261012.md · D4-20_기능성편입_dev_20261018.md · E1-03_OpenAI임베딩_small/large_D4-20기준_dev_20261019.md · 시스템구성도_판정인코더_박수진_20261019.md · D4-20_유형별지표_확장dev_20261022.md(박수진 브랜치 78b0e49); models.lock.json; models/copylane-encoder-kcbert-D4-20-기능성편입/label_scheme.json; 사실원장 10-19 ① · 10-21(클론 B) ⑤; 설계결정기록 D-40 · D-70 · D-296 · D-321 · D-324 · D-331 · D-333 · D-336 · D-339 · D-340 · D-347 · D-349; 4주차 제출본(v4)과 docs/ssm 판정인코더 보고서(09-28 ~ 10-06).</w:t>
       </w:r>
     </w:p>
     <w:tbl>
@@ -15373,7 +17673,7 @@
         <w:color w:val="646E78"/>
         <w:sz w:val="16"/>
       </w:rPr>
-      <w:t>CopyLane  ·  소성민  ·  2026.09.28 제출 · 2026.10.21 개정</w:t>
+      <w:t>CopyLane  ·  소성민  ·  2026.09.28 제출 · 2026.10.21 개정 · 10.22 보완</w:t>
     </w:r>
   </w:p>
 </w:ftr>
